--- a/klagomål/A 16286-2026 FSC-klagomål.docx
+++ b/klagomål/A 16286-2026 FSC-klagomål.docx
@@ -980,7 +980,7 @@
     <w:r>
       <w:tab/>
       <w:tab/>
-      <w:t>2026-03-31</w:t>
+      <w:t>2026-04-01</w:t>
       <w:br/>
       <w:br/>
     </w:r>

--- a/klagomål/A 16286-2026 FSC-klagomål.docx
+++ b/klagomål/A 16286-2026 FSC-klagomål.docx
@@ -980,7 +980,7 @@
     <w:r>
       <w:tab/>
       <w:tab/>
-      <w:t>2026-04-01</w:t>
+      <w:t>2026-04-02</w:t>
       <w:br/>
       <w:br/>
     </w:r>

--- a/klagomål/A 16286-2026 FSC-klagomål.docx
+++ b/klagomål/A 16286-2026 FSC-klagomål.docx
@@ -980,7 +980,7 @@
     <w:r>
       <w:tab/>
       <w:tab/>
-      <w:t>2026-04-02</w:t>
+      <w:t>2026-04-03</w:t>
       <w:br/>
       <w:br/>
     </w:r>

--- a/klagomål/A 16286-2026 FSC-klagomål.docx
+++ b/klagomål/A 16286-2026 FSC-klagomål.docx
@@ -980,7 +980,7 @@
     <w:r>
       <w:tab/>
       <w:tab/>
-      <w:t>2026-04-03</w:t>
+      <w:t>2026-04-04</w:t>
       <w:br/>
       <w:br/>
     </w:r>

--- a/klagomål/A 16286-2026 FSC-klagomål.docx
+++ b/klagomål/A 16286-2026 FSC-klagomål.docx
@@ -980,7 +980,7 @@
     <w:r>
       <w:tab/>
       <w:tab/>
-      <w:t>2026-04-04</w:t>
+      <w:t>2026-04-05</w:t>
       <w:br/>
       <w:br/>
     </w:r>

--- a/klagomål/A 16286-2026 FSC-klagomål.docx
+++ b/klagomål/A 16286-2026 FSC-klagomål.docx
@@ -980,7 +980,7 @@
     <w:r>
       <w:tab/>
       <w:tab/>
-      <w:t>2026-04-14</w:t>
+      <w:t>2026-04-15</w:t>
       <w:br/>
       <w:br/>
     </w:r>

--- a/klagomål/A 16286-2026 FSC-klagomål.docx
+++ b/klagomål/A 16286-2026 FSC-klagomål.docx
@@ -980,7 +980,7 @@
     <w:r>
       <w:tab/>
       <w:tab/>
-      <w:t>2026-04-15</w:t>
+      <w:t>2026-04-16</w:t>
       <w:br/>
       <w:br/>
     </w:r>

--- a/klagomål/A 16286-2026 FSC-klagomål.docx
+++ b/klagomål/A 16286-2026 FSC-klagomål.docx
@@ -980,7 +980,7 @@
     <w:r>
       <w:tab/>
       <w:tab/>
-      <w:t>2026-04-16</w:t>
+      <w:t>2026-04-17</w:t>
       <w:br/>
       <w:br/>
     </w:r>

--- a/klagomål/A 16286-2026 FSC-klagomål.docx
+++ b/klagomål/A 16286-2026 FSC-klagomål.docx
@@ -980,7 +980,7 @@
     <w:r>
       <w:tab/>
       <w:tab/>
-      <w:t>2026-04-17</w:t>
+      <w:t>2026-04-18</w:t>
       <w:br/>
       <w:br/>
     </w:r>

--- a/klagomål/A 16286-2026 FSC-klagomål.docx
+++ b/klagomål/A 16286-2026 FSC-klagomål.docx
@@ -980,7 +980,7 @@
     <w:r>
       <w:tab/>
       <w:tab/>
-      <w:t>2026-04-18</w:t>
+      <w:t>2026-04-19</w:t>
       <w:br/>
       <w:br/>
     </w:r>

--- a/klagomål/A 16286-2026 FSC-klagomål.docx
+++ b/klagomål/A 16286-2026 FSC-klagomål.docx
@@ -980,7 +980,7 @@
     <w:r>
       <w:tab/>
       <w:tab/>
-      <w:t>2026-04-19</w:t>
+      <w:t>2026-04-20</w:t>
       <w:br/>
       <w:br/>
     </w:r>

--- a/klagomål/A 16286-2026 FSC-klagomål.docx
+++ b/klagomål/A 16286-2026 FSC-klagomål.docx
@@ -980,7 +980,7 @@
     <w:r>
       <w:tab/>
       <w:tab/>
-      <w:t>2026-04-20</w:t>
+      <w:t>2026-04-21</w:t>
       <w:br/>
       <w:br/>
     </w:r>

--- a/klagomål/A 16286-2026 FSC-klagomål.docx
+++ b/klagomål/A 16286-2026 FSC-klagomål.docx
@@ -980,7 +980,7 @@
     <w:r>
       <w:tab/>
       <w:tab/>
-      <w:t>2026-04-21</w:t>
+      <w:t>2026-04-22</w:t>
       <w:br/>
       <w:br/>
     </w:r>

--- a/klagomål/A 16286-2026 FSC-klagomål.docx
+++ b/klagomål/A 16286-2026 FSC-klagomål.docx
@@ -980,7 +980,7 @@
     <w:r>
       <w:tab/>
       <w:tab/>
-      <w:t>2026-04-22</w:t>
+      <w:t>2026-04-23</w:t>
       <w:br/>
       <w:br/>
     </w:r>

--- a/klagomål/A 16286-2026 FSC-klagomål.docx
+++ b/klagomål/A 16286-2026 FSC-klagomål.docx
@@ -980,7 +980,7 @@
     <w:r>
       <w:tab/>
       <w:tab/>
-      <w:t>2026-04-23</w:t>
+      <w:t>2026-04-24</w:t>
       <w:br/>
       <w:br/>
     </w:r>

--- a/klagomål/A 16286-2026 FSC-klagomål.docx
+++ b/klagomål/A 16286-2026 FSC-klagomål.docx
@@ -980,7 +980,7 @@
     <w:r>
       <w:tab/>
       <w:tab/>
-      <w:t>2026-04-24</w:t>
+      <w:t>2026-04-25</w:t>
       <w:br/>
       <w:br/>
     </w:r>

--- a/klagomål/A 16286-2026 FSC-klagomål.docx
+++ b/klagomål/A 16286-2026 FSC-klagomål.docx
@@ -980,7 +980,7 @@
     <w:r>
       <w:tab/>
       <w:tab/>
-      <w:t>2026-04-25</w:t>
+      <w:t>2026-04-26</w:t>
       <w:br/>
       <w:br/>
     </w:r>

--- a/klagomål/A 16286-2026 FSC-klagomål.docx
+++ b/klagomål/A 16286-2026 FSC-klagomål.docx
@@ -980,7 +980,7 @@
     <w:r>
       <w:tab/>
       <w:tab/>
-      <w:t>2026-04-26</w:t>
+      <w:t>2026-04-27</w:t>
       <w:br/>
       <w:br/>
     </w:r>

--- a/klagomål/A 16286-2026 FSC-klagomål.docx
+++ b/klagomål/A 16286-2026 FSC-klagomål.docx
@@ -980,7 +980,7 @@
     <w:r>
       <w:tab/>
       <w:tab/>
-      <w:t>2026-04-27</w:t>
+      <w:t>2026-04-28</w:t>
       <w:br/>
       <w:br/>
     </w:r>

--- a/klagomål/A 16286-2026 FSC-klagomål.docx
+++ b/klagomål/A 16286-2026 FSC-klagomål.docx
@@ -980,7 +980,7 @@
     <w:r>
       <w:tab/>
       <w:tab/>
-      <w:t>2026-04-28</w:t>
+      <w:t>2026-04-29</w:t>
       <w:br/>
       <w:br/>
     </w:r>

--- a/klagomål/A 16286-2026 FSC-klagomål.docx
+++ b/klagomål/A 16286-2026 FSC-klagomål.docx
@@ -980,7 +980,7 @@
     <w:r>
       <w:tab/>
       <w:tab/>
-      <w:t>2026-04-29</w:t>
+      <w:t>2026-04-30</w:t>
       <w:br/>
       <w:br/>
     </w:r>

--- a/klagomål/A 16286-2026 FSC-klagomål.docx
+++ b/klagomål/A 16286-2026 FSC-klagomål.docx
@@ -980,7 +980,7 @@
     <w:r>
       <w:tab/>
       <w:tab/>
-      <w:t>2026-04-30</w:t>
+      <w:t>2026-05-01</w:t>
       <w:br/>
       <w:br/>
     </w:r>

--- a/klagomål/A 16286-2026 FSC-klagomål.docx
+++ b/klagomål/A 16286-2026 FSC-klagomål.docx
@@ -980,7 +980,7 @@
     <w:r>
       <w:tab/>
       <w:tab/>
-      <w:t>2026-05-01</w:t>
+      <w:t>2026-05-02</w:t>
       <w:br/>
       <w:br/>
     </w:r>

--- a/klagomål/A 16286-2026 FSC-klagomål.docx
+++ b/klagomål/A 16286-2026 FSC-klagomål.docx
@@ -173,7 +173,7 @@
     </w:p>
     <w:p>
       <w:r>
-        <w:t>Nedan presenteras fynd av naturvårdsarter och fridlysta arter som gjorts i det avverkningsanmälda området, samt relevanta utdrag ur standarderna för FSC, Chain of Custody, Controlled Wood och PEFC. I BILAGA 1 finns artfakta om rödlistade arter.</w:t>
+        <w:t>Nedan presenteras fynd av naturvårdsarter och fridlysta arter som gjorts i det avverkningsanmälda området, samt relevanta utdrag ur standarderna för FSC, Chain of Custody, Controlled Wood och PEFC. I BILAGA 1 finns artfakta om fridlysta och rödlistade arter.</w:t>
       </w:r>
     </w:p>
     <w:p>
@@ -191,7 +191,7 @@
     </w:p>
     <w:p>
       <w:r>
-        <w:t>I avverkningsanmälan har följande 6 naturvårdsarter hittats: orange taggsvamp (NT), dropptaggsvamp (S), mindre märgborre (S), rostfläck (S), vedticka (S) och fläcknycklar (§8). Av dessa är 1 rödlistade. För rödlistade arter har rödlistekategorin angivits inom parentes. Arter som är signalarter enligt Skogsstyrelsen har markerats med (S). För fridlysta arter anges även paragrafen i Artskyddsförordningen som arten är fridlyst enligt.</w:t>
+        <w:t>I avverkningsanmälan har följande 9 naturvårdsarter hittats: orange taggsvamp (NT), spillkråka (NT, §4), dropptaggsvamp (S), mindre märgborre (S), rostfläck (S), vedticka (S), tjäder (§4), huggorm (§6) och fläcknycklar (§8). Av dessa är 2 rödlistade. För rödlistade arter har rödlistekategorin angivits inom parentes. Arter som är signalarter enligt Skogsstyrelsen har markerats med (S). För fridlysta arter anges även paragrafen i Artskyddsförordningen som arten är fridlyst enligt.</w:t>
       </w:r>
     </w:p>
     <w:p>
@@ -365,7 +365,84 @@
     </w:p>
     <w:p>
       <w:r>
-        <w:t>Följande fridlysta arter har sina livsmiljöer och växtplatser i den avverkningsanmälda skogen: fläcknycklar (§8).</w:t>
+        <w:t>Följande fridlysta arter har sina livsmiljöer och växtplatser i den avverkningsanmälda skogen: spillkråka (NT, §4), tjäder (§4), huggorm (§6) och fläcknycklar (§8).</w:t>
+      </w:r>
+    </w:p>
+    <w:p>
+      <w:r>
+        <w:t xml:space="preserve">Observera att medlemsländerna är skyldiga att agera i enlighet med EU:s fågeldirektiv där det uttryckligen står att direktivet gäller för fåglar samt för deras ägg, bon och </w:t>
+      </w:r>
+      <w:r>
+        <w:rPr>
+          <w:b/>
+        </w:rPr>
+        <w:t xml:space="preserve">livsmiljöer </w:t>
+      </w:r>
+      <w:r>
+        <w:t>(artikel 1). Vidare att de åtgärder som vidtas inte får leda till en försämring av den nuvarande situationen beträffande bevarandet av de fågelarter som avses i artikel 1 (artikel 13). Fågeldirektivet är styrande för tillsynsansvariga myndigheters ärendehantering, ställningstaganden och beslutsfattande.</w:t>
+      </w:r>
+    </w:p>
+    <w:p>
+      <w:r>
+        <w:rPr>
+          <w:b/>
+        </w:rPr>
+        <w:t>Spillkråka (§4)</w:t>
+      </w:r>
+      <w:r>
+        <w:t xml:space="preserve"> omfattas av bilaga 1 i EU:s fågeldirektiv och är typisk art för </w:t>
+      </w:r>
+      <w:r>
+        <w:rPr>
+          <w:i/>
+        </w:rPr>
+        <w:t xml:space="preserve">9010 Taiga </w:t>
+      </w:r>
+      <w:r>
+        <w:t>och</w:t>
+      </w:r>
+      <w:r>
+        <w:rPr>
+          <w:i/>
+        </w:rPr>
+        <w:t xml:space="preserve"> 9740 Skogsbevuxen myr</w:t>
+      </w:r>
+      <w:r>
+        <w:t>. Den behöver grova träd, främst tall, asp och bok som boträd. Skogsbruk med korta omloppstider och täta, homogena ungskogar utgör det största hotet. Spillkråka är en nyckelart i skogliga miljöer vars övergivna bohål utnyttjas av flera andra hålhäckande fågelarter och fladdermöss, däribland pärluggla (EN, §4), knipa (§4), salskrake (§4) och skogsduva (§4). Hökuggla (VU, §4) och slaguggla (§4) häckar ofta i högstubbar som brutits av i höjd med ett gammalt spillkråkebo (SLU Artdatabanken, 2026; Skogsstyrelsen, 2016).</w:t>
+      </w:r>
+    </w:p>
+    <w:p>
+      <w:r>
+        <w:rPr>
+          <w:b/>
+        </w:rPr>
+        <w:t>Tjäder (§4)</w:t>
+      </w:r>
+      <w:r>
+        <w:t xml:space="preserve"> omfattas av bilaga 1 och 2 EU:s fågeldirektiv och är typisk art för </w:t>
+      </w:r>
+      <w:r>
+        <w:rPr>
+          <w:i/>
+        </w:rPr>
+        <w:t xml:space="preserve">9010 Taiga </w:t>
+      </w:r>
+      <w:r>
+        <w:t xml:space="preserve">och </w:t>
+      </w:r>
+      <w:r>
+        <w:rPr>
+          <w:i/>
+        </w:rPr>
+        <w:t>9740 Skogsbevuxen myr</w:t>
+      </w:r>
+      <w:r>
+        <w:t>. Tjädern är en utpräglad skogsfågel knuten till större sammanhängande barrskogsområden. Tupparna och hönorna utnyttjar till viss del olika miljöer, och habitatvalet varierar dessutom mellan olika delar av året. För att det ska finnas livskraftiga tjäderbestånd krävs funktionella skogslandskap med en blandning av uppvuxen, gles och luckig skog, täta sumpskogar, myrar och andra små våtmarker. Arten försvinner när skogen fragmenteras och den sammanlagda arealen hyggen och andra öppna områden blir för stor. Ett småskaligt och försiktigt virkesuttag genom hyggesfria metoder kan i vissa fall vara möjligt i området inom 200 m från lekcentrum. Längre ut från lekcentrum, inom 200–500 m bör den avverkade ytan inte överskrida 1 hektar för att undvika alltför stora och snabba förändringar (Skogsstyrelsen, 2019; SLU Artdatabanken, 2024).</w:t>
+      </w:r>
+    </w:p>
+    <w:p>
+      <w:r>
+        <w:t>I BILAGA 1 finns mer detaljerad information om ekologi samt krav på livsmiljö hos fridlysta arter.</w:t>
       </w:r>
     </w:p>
     <w:p>
@@ -420,6 +497,22 @@
       <w:r>
         <w:t>I den avverkningsanmälda skogen har fridlysta arter sina livsmiljöer och växtplatser. Att skada de fridlysta arternas livsmiljöer, växtplatser eller ekologiska funktion är inte tillåtet enligt artskyddsförordningen.</w:t>
       </w:r>
+      <w:r>
+        <w:rPr>
+          <w:i/>
+        </w:rPr>
+        <w:t xml:space="preserve"> EU:s medlemsländer och skogsbolag är skyldiga att agera i enlighet med EU:s fågeldirektiv där det uttryckligen står att direktivet gäller för fåglar samt för deras ägg, bon och </w:t>
+      </w:r>
+      <w:r>
+        <w:rPr>
+          <w:b/>
+          <w:i/>
+        </w:rPr>
+        <w:t xml:space="preserve">livsmiljöer </w:t>
+      </w:r>
+      <w:r>
+        <w:t>(artikel 1). Vidare att de åtgärder som vidtas inte får leda till en försämring av den nuvarande situationen beträffande bevarandet av de fågelarter som avses i artikel 1 (artikel 13).</w:t>
+      </w:r>
     </w:p>
     <w:p>
       <w:r>
@@ -458,7 +551,7 @@
         <w:rPr>
           <w:i/>
         </w:rPr>
-        <w:t>I det avverkningsanmälda skogsområdet har 6 naturvårdsarter varav 1 rödlistade arter sina livsmiljöer och växtplatser.</w:t>
+        <w:t>I det avverkningsanmälda skogsområdet har 9 naturvårdsarter varav 2 rödlistade arter sina livsmiljöer och växtplatser.</w:t>
       </w:r>
     </w:p>
     <w:p>
@@ -655,7 +748,9 @@
         <w:pStyle w:val="Title"/>
       </w:pPr>
       <w:r>
-        <w:t>BILAGA 1 – Rödlistade arter</w:t>
+        <w:t>BILAGA 1 –</w:t>
+        <w:br/>
+        <w:t>Fridlysta och rödlistade arter</w:t>
       </w:r>
     </w:p>
     <w:p>
@@ -850,6 +945,147 @@
       </w:r>
       <w:r>
         <w:t xml:space="preserve"> Länsstyrelsen Gävleborg, Rapport 2009:14.</w:t>
+      </w:r>
+    </w:p>
+    <w:p>
+      <w:pPr>
+        <w:pStyle w:val="Heading1"/>
+      </w:pPr>
+      <w:r>
+        <w:t>Spillkråka – ekologi samt krav på livsmiljön</w:t>
+      </w:r>
+    </w:p>
+    <w:p>
+      <w:r>
+        <w:t xml:space="preserve">Spillkråka (§4) ingår i bilaga 1 EU:s fågeldirektiv och är typisk art för </w:t>
+      </w:r>
+      <w:r>
+        <w:rPr>
+          <w:i/>
+        </w:rPr>
+        <w:t xml:space="preserve">9010 Taiga </w:t>
+      </w:r>
+      <w:r>
+        <w:t>och</w:t>
+      </w:r>
+      <w:r>
+        <w:rPr>
+          <w:i/>
+        </w:rPr>
+        <w:t xml:space="preserve"> 9740 Skogsbevuxen myr</w:t>
+      </w:r>
+      <w:r>
+        <w:t>. Den lever i både barr- och blandskog liksom i ren lövskog. De tätaste populationerna tenderar att finnas i äldre, variationsrik blandskog med gott om död ved och gamla träd. Varje par utnyttjar 400–1000 hektar skog beroende på skogens kvalitet. Skogsbruk med korta omloppstider och täta, homogena ungskogar utgör det största hotet (SLU Artdatabanken, 2026).</w:t>
+      </w:r>
+    </w:p>
+    <w:p>
+      <w:r>
+        <w:t>Spillkråka är en nyckelart i skogliga miljöer vars övergivna bohål utnyttjas av flera andra hålhäckande fågelarter och fladdermöss, däribland pärluggla (EN, §4), knipa (§4), salskrake (§4) och skogsduva (§4). Hökuggla (VU, §4) och slaguggla (§4) häckar ofta i högstubbar som brutits av i höjd med ett gammalt spillkråkebo (Skogsstyrelsen, 2016).</w:t>
+      </w:r>
+    </w:p>
+    <w:p>
+      <w:pPr>
+        <w:pStyle w:val="Heading2"/>
+      </w:pPr>
+      <w:r>
+        <w:t>Referenser – spillkråka</w:t>
+      </w:r>
+    </w:p>
+    <w:p>
+      <w:r>
+        <w:t xml:space="preserve">Skogsstyrelsen, 2016. </w:t>
+      </w:r>
+      <w:r>
+        <w:rPr>
+          <w:i/>
+        </w:rPr>
+        <w:t xml:space="preserve">Vägledning för hänsyn till spillkråka. </w:t>
+      </w:r>
+      <w:r>
+        <w:t>Vägledningar och kunskapsstöd artskydd – Skogsstyrelsen.</w:t>
+      </w:r>
+    </w:p>
+    <w:p>
+      <w:r>
+        <w:t xml:space="preserve">SLU Artdatabanken, 2026. </w:t>
+      </w:r>
+      <w:r>
+        <w:rPr>
+          <w:i/>
+        </w:rPr>
+        <w:t xml:space="preserve">Artfaktablad. Naturvård – artfakta. </w:t>
+      </w:r>
+      <w:r>
+        <w:t>SLU Artdatabanken, Uppsala.</w:t>
+      </w:r>
+    </w:p>
+    <w:p>
+      <w:pPr>
+        <w:pStyle w:val="Heading1"/>
+      </w:pPr>
+      <w:r>
+        <w:t>Tjäder – ekologi samt krav på livsmiljön</w:t>
+      </w:r>
+    </w:p>
+    <w:p>
+      <w:r>
+        <w:t xml:space="preserve">Tjäder (§4) omfattas av bilaga 1 och 2 EU:s fågeldirektiv och är typisk art för </w:t>
+      </w:r>
+      <w:r>
+        <w:rPr>
+          <w:i/>
+        </w:rPr>
+        <w:t xml:space="preserve">9010 Taiga </w:t>
+      </w:r>
+      <w:r>
+        <w:t xml:space="preserve">och </w:t>
+      </w:r>
+      <w:r>
+        <w:rPr>
+          <w:i/>
+        </w:rPr>
+        <w:t>9740 Skogsbevuxen myr</w:t>
+      </w:r>
+      <w:r>
+        <w:t>. Tjädern är en utpräglad skogsfågel knuten till större sammanhängande barrskogsområden. Tupparna och hönorna utnyttjar till viss del olika miljöer, och habitatvalet varierar dessutom mellan olika delar av året. För att det ska finnas livskraftiga tjäderbestånd krävs funktionella skogslandskap med en blandning av uppvuxen, gles och luckig skog, täta sumpskogar, myrar och andra små våtmarker (Skogsstyrelsen, 2019; SLU Artdatabanken 2024).</w:t>
+      </w:r>
+    </w:p>
+    <w:p>
+      <w:r>
+        <w:t>Arten försvinner när skogen fragmenteras och den sammanlagda arealen hyggen och andra öppna områden blir för stor. Ett småskaligt och försiktigt virkesuttag genom hyggesfria metoder kan i vissa fall vara möjligt i området inom 200 m från lekcentrum. Längre ut från lekcentrum, inom 200–500 m bör den avverkade ytan inte överskrida 1 hektar för att undvika alltför stora och snabba förändringar (Skogsstyrelsen, 2019).</w:t>
+      </w:r>
+    </w:p>
+    <w:p>
+      <w:pPr>
+        <w:pStyle w:val="Heading2"/>
+      </w:pPr>
+      <w:r>
+        <w:t>Referenser – tjäder</w:t>
+      </w:r>
+    </w:p>
+    <w:p>
+      <w:r>
+        <w:t xml:space="preserve">Skogsstyrelsen, 2019. </w:t>
+      </w:r>
+      <w:r>
+        <w:rPr>
+          <w:i/>
+        </w:rPr>
+        <w:t>Vägledning för hänsyn till fåglar – tjäder.</w:t>
+      </w:r>
+    </w:p>
+    <w:p>
+      <w:r>
+        <w:t xml:space="preserve">SLU Artdatabanken, 2024. </w:t>
+      </w:r>
+      <w:r>
+        <w:rPr>
+          <w:i/>
+        </w:rPr>
+        <w:t xml:space="preserve">Artfaktablad. Naturvård – artfakta. </w:t>
+      </w:r>
+      <w:r>
+        <w:t>SLU Artdatabanken, Uppsala</w:t>
       </w:r>
     </w:p>
     <w:sectPr>
@@ -980,7 +1216,7 @@
     <w:r>
       <w:tab/>
       <w:tab/>
-      <w:t>2026-05-02</w:t>
+      <w:t>2026-05-03</w:t>
       <w:br/>
       <w:br/>
     </w:r>

--- a/klagomål/A 16286-2026 FSC-klagomål.docx
+++ b/klagomål/A 16286-2026 FSC-klagomål.docx
@@ -1216,7 +1216,7 @@
     <w:r>
       <w:tab/>
       <w:tab/>
-      <w:t>2026-05-16</w:t>
+      <w:t>2026-05-17</w:t>
       <w:br/>
       <w:br/>
     </w:r>

--- a/klagomål/A 16286-2026 FSC-klagomål.docx
+++ b/klagomål/A 16286-2026 FSC-klagomål.docx
@@ -1216,7 +1216,7 @@
     <w:r>
       <w:tab/>
       <w:tab/>
-      <w:t>2026-05-17</w:t>
+      <w:t>2026-05-18</w:t>
       <w:br/>
       <w:br/>
     </w:r>

--- a/klagomål/A 16286-2026 FSC-klagomål.docx
+++ b/klagomål/A 16286-2026 FSC-klagomål.docx
@@ -1216,7 +1216,7 @@
     <w:r>
       <w:tab/>
       <w:tab/>
-      <w:t>2026-05-18</w:t>
+      <w:t>2026-05-19</w:t>
       <w:br/>
       <w:br/>
     </w:r>

--- a/klagomål/A 16286-2026 FSC-klagomål.docx
+++ b/klagomål/A 16286-2026 FSC-klagomål.docx
@@ -1216,7 +1216,7 @@
     <w:r>
       <w:tab/>
       <w:tab/>
-      <w:t>2026-05-19</w:t>
+      <w:t>2026-05-20</w:t>
       <w:br/>
       <w:br/>
     </w:r>

--- a/klagomål/A 16286-2026 FSC-klagomål.docx
+++ b/klagomål/A 16286-2026 FSC-klagomål.docx
@@ -1216,7 +1216,7 @@
     <w:r>
       <w:tab/>
       <w:tab/>
-      <w:t>2026-05-20</w:t>
+      <w:t>2026-05-21</w:t>
       <w:br/>
       <w:br/>
     </w:r>

--- a/klagomål/A 16286-2026 FSC-klagomål.docx
+++ b/klagomål/A 16286-2026 FSC-klagomål.docx
@@ -1216,7 +1216,7 @@
     <w:r>
       <w:tab/>
       <w:tab/>
-      <w:t>2026-05-21</w:t>
+      <w:t>2026-05-22</w:t>
       <w:br/>
       <w:br/>
     </w:r>

--- a/klagomål/A 16286-2026 FSC-klagomål.docx
+++ b/klagomål/A 16286-2026 FSC-klagomål.docx
@@ -1216,7 +1216,7 @@
     <w:r>
       <w:tab/>
       <w:tab/>
-      <w:t>2026-05-22</w:t>
+      <w:t>2026-05-23</w:t>
       <w:br/>
       <w:br/>
     </w:r>

--- a/klagomål/A 16286-2026 FSC-klagomål.docx
+++ b/klagomål/A 16286-2026 FSC-klagomål.docx
@@ -1216,7 +1216,7 @@
     <w:r>
       <w:tab/>
       <w:tab/>
-      <w:t>2026-05-23</w:t>
+      <w:t>2026-05-24</w:t>
       <w:br/>
       <w:br/>
     </w:r>

--- a/klagomål/A 16286-2026 FSC-klagomål.docx
+++ b/klagomål/A 16286-2026 FSC-klagomål.docx
@@ -1216,7 +1216,7 @@
     <w:r>
       <w:tab/>
       <w:tab/>
-      <w:t>2026-05-24</w:t>
+      <w:t>2026-05-25</w:t>
       <w:br/>
       <w:br/>
     </w:r>

--- a/klagomål/A 16286-2026 FSC-klagomål.docx
+++ b/klagomål/A 16286-2026 FSC-klagomål.docx
@@ -1216,7 +1216,7 @@
     <w:r>
       <w:tab/>
       <w:tab/>
-      <w:t>2026-05-25</w:t>
+      <w:t>2026-05-26</w:t>
       <w:br/>
       <w:br/>
     </w:r>

--- a/klagomål/A 16286-2026 FSC-klagomål.docx
+++ b/klagomål/A 16286-2026 FSC-klagomål.docx
@@ -191,7 +191,7 @@
     </w:p>
     <w:p>
       <w:r>
-        <w:t>I avverkningsanmälan har följande 9 naturvårdsarter hittats: orange taggsvamp (NT), spillkråka (NT, §4), dropptaggsvamp (S), mindre märgborre (S), rostfläck (S), vedticka (S), tjäder (§4), huggorm (§6) och fläcknycklar (§8). Av dessa är 2 rödlistade. För rödlistade arter har rödlistekategorin angivits inom parentes. Arter som är signalarter enligt Skogsstyrelsen har markerats med (S). För fridlysta arter anges även paragrafen i Artskyddsförordningen som arten är fridlyst enligt.</w:t>
+        <w:t>I avverkningsanmälan har följande 8 naturvårdsarter hittats: orange taggsvamp (NT), spillkråka (NT, §4), dropptaggsvamp (S), mindre märgborre (S), rostfläck (S), vedticka (S), tjäder (§4) och fläcknycklar (§8). Av dessa är 2 rödlistade. För rödlistade arter har rödlistekategorin angivits inom parentes. Arter som är signalarter enligt Skogsstyrelsen har markerats med (S). För fridlysta arter anges även paragrafen i Artskyddsförordningen som arten är fridlyst enligt.</w:t>
       </w:r>
     </w:p>
     <w:p>
@@ -365,7 +365,7 @@
     </w:p>
     <w:p>
       <w:r>
-        <w:t>Följande fridlysta arter har sina livsmiljöer och växtplatser i den avverkningsanmälda skogen: spillkråka (NT, §4), tjäder (§4), huggorm (§6) och fläcknycklar (§8).</w:t>
+        <w:t>Följande fridlysta arter har sina livsmiljöer och växtplatser i den avverkningsanmälda skogen: spillkråka (NT, §4), tjäder (§4) och fläcknycklar (§8).</w:t>
       </w:r>
     </w:p>
     <w:p>
@@ -551,7 +551,7 @@
         <w:rPr>
           <w:i/>
         </w:rPr>
-        <w:t>I det avverkningsanmälda skogsområdet har 9 naturvårdsarter varav 2 rödlistade arter sina livsmiljöer och växtplatser.</w:t>
+        <w:t>I det avverkningsanmälda skogsområdet har 8 naturvårdsarter varav 2 rödlistade arter sina livsmiljöer och växtplatser.</w:t>
       </w:r>
     </w:p>
     <w:p>
@@ -1216,7 +1216,7 @@
     <w:r>
       <w:tab/>
       <w:tab/>
-      <w:t>2026-05-26</w:t>
+      <w:t>2026-05-27</w:t>
       <w:br/>
       <w:br/>
     </w:r>

--- a/klagomål/A 16286-2026 FSC-klagomål.docx
+++ b/klagomål/A 16286-2026 FSC-klagomål.docx
@@ -1216,7 +1216,7 @@
     <w:r>
       <w:tab/>
       <w:tab/>
-      <w:t>2026-05-27</w:t>
+      <w:t>2026-05-28</w:t>
       <w:br/>
       <w:br/>
     </w:r>

--- a/klagomål/A 16286-2026 FSC-klagomål.docx
+++ b/klagomål/A 16286-2026 FSC-klagomål.docx
@@ -1216,7 +1216,7 @@
     <w:r>
       <w:tab/>
       <w:tab/>
-      <w:t>2026-05-28</w:t>
+      <w:t>2026-05-29</w:t>
       <w:br/>
       <w:br/>
     </w:r>

--- a/klagomål/A 16286-2026 FSC-klagomål.docx
+++ b/klagomål/A 16286-2026 FSC-klagomål.docx
@@ -1216,7 +1216,7 @@
     <w:r>
       <w:tab/>
       <w:tab/>
-      <w:t>2026-05-29</w:t>
+      <w:t>2026-05-30</w:t>
       <w:br/>
       <w:br/>
     </w:r>

--- a/klagomål/A 16286-2026 FSC-klagomål.docx
+++ b/klagomål/A 16286-2026 FSC-klagomål.docx
@@ -1216,7 +1216,7 @@
     <w:r>
       <w:tab/>
       <w:tab/>
-      <w:t>2026-05-30</w:t>
+      <w:t>2026-05-31</w:t>
       <w:br/>
       <w:br/>
     </w:r>

--- a/klagomål/A 16286-2026 FSC-klagomål.docx
+++ b/klagomål/A 16286-2026 FSC-klagomål.docx
@@ -1216,7 +1216,7 @@
     <w:r>
       <w:tab/>
       <w:tab/>
-      <w:t>2026-05-31</w:t>
+      <w:t>2026-06-01</w:t>
       <w:br/>
       <w:br/>
     </w:r>

--- a/klagomål/A 16286-2026 FSC-klagomål.docx
+++ b/klagomål/A 16286-2026 FSC-klagomål.docx
@@ -1216,7 +1216,7 @@
     <w:r>
       <w:tab/>
       <w:tab/>
-      <w:t>2026-06-01</w:t>
+      <w:t>2026-06-02</w:t>
       <w:br/>
       <w:br/>
     </w:r>

--- a/klagomål/A 16286-2026 FSC-klagomål.docx
+++ b/klagomål/A 16286-2026 FSC-klagomål.docx
@@ -1216,7 +1216,7 @@
     <w:r>
       <w:tab/>
       <w:tab/>
-      <w:t>2026-06-02</w:t>
+      <w:t>2026-06-03</w:t>
       <w:br/>
       <w:br/>
     </w:r>

--- a/klagomål/A 16286-2026 FSC-klagomål.docx
+++ b/klagomål/A 16286-2026 FSC-klagomål.docx
@@ -1216,7 +1216,7 @@
     <w:r>
       <w:tab/>
       <w:tab/>
-      <w:t>2026-06-03</w:t>
+      <w:t>2026-06-04</w:t>
       <w:br/>
       <w:br/>
     </w:r>

--- a/klagomål/A 16286-2026 FSC-klagomål.docx
+++ b/klagomål/A 16286-2026 FSC-klagomål.docx
@@ -1216,7 +1216,7 @@
     <w:r>
       <w:tab/>
       <w:tab/>
-      <w:t>2026-06-04</w:t>
+      <w:t>2026-06-05</w:t>
       <w:br/>
       <w:br/>
     </w:r>

--- a/klagomål/A 16286-2026 FSC-klagomål.docx
+++ b/klagomål/A 16286-2026 FSC-klagomål.docx
@@ -1216,7 +1216,7 @@
     <w:r>
       <w:tab/>
       <w:tab/>
-      <w:t>2026-06-05</w:t>
+      <w:t>2026-06-06</w:t>
       <w:br/>
       <w:br/>
     </w:r>

--- a/klagomål/A 16286-2026 FSC-klagomål.docx
+++ b/klagomål/A 16286-2026 FSC-klagomål.docx
@@ -1216,7 +1216,7 @@
     <w:r>
       <w:tab/>
       <w:tab/>
-      <w:t>2026-06-06</w:t>
+      <w:t>2026-06-07</w:t>
       <w:br/>
       <w:br/>
     </w:r>

--- a/klagomål/A 16286-2026 FSC-klagomål.docx
+++ b/klagomål/A 16286-2026 FSC-klagomål.docx
@@ -1216,7 +1216,7 @@
     <w:r>
       <w:tab/>
       <w:tab/>
-      <w:t>2026-06-07</w:t>
+      <w:t>2026-06-08</w:t>
       <w:br/>
       <w:br/>
     </w:r>

--- a/klagomål/A 16286-2026 FSC-klagomål.docx
+++ b/klagomål/A 16286-2026 FSC-klagomål.docx
@@ -1216,7 +1216,7 @@
     <w:r>
       <w:tab/>
       <w:tab/>
-      <w:t>2026-06-08</w:t>
+      <w:t>2026-06-09</w:t>
       <w:br/>
       <w:br/>
     </w:r>

--- a/klagomål/A 16286-2026 FSC-klagomål.docx
+++ b/klagomål/A 16286-2026 FSC-klagomål.docx
@@ -1216,7 +1216,7 @@
     <w:r>
       <w:tab/>
       <w:tab/>
-      <w:t>2026-06-09</w:t>
+      <w:t>2026-06-10</w:t>
       <w:br/>
       <w:br/>
     </w:r>

--- a/klagomål/A 16286-2026 FSC-klagomål.docx
+++ b/klagomål/A 16286-2026 FSC-klagomål.docx
@@ -1216,7 +1216,7 @@
     <w:r>
       <w:tab/>
       <w:tab/>
-      <w:t>2026-06-10</w:t>
+      <w:t>2026-06-11</w:t>
       <w:br/>
       <w:br/>
     </w:r>

--- a/klagomål/A 16286-2026 FSC-klagomål.docx
+++ b/klagomål/A 16286-2026 FSC-klagomål.docx
@@ -1216,7 +1216,7 @@
     <w:r>
       <w:tab/>
       <w:tab/>
-      <w:t>2026-06-11</w:t>
+      <w:t>2026-06-12</w:t>
       <w:br/>
       <w:br/>
     </w:r>

--- a/klagomål/A 16286-2026 FSC-klagomål.docx
+++ b/klagomål/A 16286-2026 FSC-klagomål.docx
@@ -1216,7 +1216,7 @@
     <w:r>
       <w:tab/>
       <w:tab/>
-      <w:t>2026-06-12</w:t>
+      <w:t>2026-06-13</w:t>
       <w:br/>
       <w:br/>
     </w:r>

--- a/klagomål/A 16286-2026 FSC-klagomål.docx
+++ b/klagomål/A 16286-2026 FSC-klagomål.docx
@@ -1216,7 +1216,7 @@
     <w:r>
       <w:tab/>
       <w:tab/>
-      <w:t>2026-06-13</w:t>
+      <w:t>2026-06-14</w:t>
       <w:br/>
       <w:br/>
     </w:r>

--- a/klagomål/A 16286-2026 FSC-klagomål.docx
+++ b/klagomål/A 16286-2026 FSC-klagomål.docx
@@ -1216,7 +1216,7 @@
     <w:r>
       <w:tab/>
       <w:tab/>
-      <w:t>2026-06-15</w:t>
+      <w:t>2026-06-16</w:t>
       <w:br/>
       <w:br/>
     </w:r>

--- a/klagomål/A 16286-2026 FSC-klagomål.docx
+++ b/klagomål/A 16286-2026 FSC-klagomål.docx
@@ -1216,7 +1216,7 @@
     <w:r>
       <w:tab/>
       <w:tab/>
-      <w:t>2026-06-16</w:t>
+      <w:t>2026-06-17</w:t>
       <w:br/>
       <w:br/>
     </w:r>

--- a/klagomål/A 16286-2026 FSC-klagomål.docx
+++ b/klagomål/A 16286-2026 FSC-klagomål.docx
@@ -1,6 +1,6 @@
 
 <file path=word/document.xml><?xml version="1.0" encoding="utf-8"?>
-<w:document xmlns:wpc="http://schemas.microsoft.com/office/word/2010/wordprocessingCanvas" xmlns:cx="http://schemas.microsoft.com/office/drawing/2014/chartex" xmlns:cx1="http://schemas.microsoft.com/office/drawing/2015/9/8/chartex" xmlns:cx2="http://schemas.microsoft.com/office/drawing/2015/10/21/chartex" xmlns:cx3="http://schemas.microsoft.com/office/drawing/2016/5/9/chartex" xmlns:cx4="http://schemas.microsoft.com/office/drawing/2016/5/10/chartex" xmlns:cx5="http://schemas.microsoft.com/office/drawing/2016/5/11/chartex" xmlns:cx6="http://schemas.microsoft.com/office/drawing/2016/5/12/chartex" xmlns:cx7="http://schemas.microsoft.com/office/drawing/2016/5/13/chartex" xmlns:cx8="http://schemas.microsoft.com/office/drawing/2016/5/14/chartex" xmlns:mc="http://schemas.openxmlformats.org/markup-compatibility/2006" xmlns:aink="http://schemas.microsoft.com/office/drawing/2016/ink" xmlns:am3d="http://schemas.microsoft.com/office/drawing/2017/model3d" xmlns:o="urn:schemas-microsoft-com:office:office" xmlns:oel="http://schemas.microsoft.com/office/2019/extlst" xmlns:r="http://schemas.openxmlformats.org/officeDocument/2006/relationships" xmlns:m="http://schemas.openxmlformats.org/officeDocument/2006/math" xmlns:v="urn:schemas-microsoft-com:vml" xmlns:wp14="http://schemas.microsoft.com/office/word/2010/wordprocessingDrawing" xmlns:wp="http://schemas.openxmlformats.org/drawingml/2006/wordprocessingDrawing" xmlns:w10="urn:schemas-microsoft-com:office:word" xmlns:w="http://schemas.openxmlformats.org/wordprocessingml/2006/main" xmlns:w14="http://schemas.microsoft.com/office/word/2010/wordml" xmlns:w15="http://schemas.microsoft.com/office/word/2012/wordml" xmlns:w16cex="http://schemas.microsoft.com/office/word/2018/wordml/cex" xmlns:w16cid="http://schemas.microsoft.com/office/word/2016/wordml/cid" xmlns:w16="http://schemas.microsoft.com/office/word/2018/wordml" xmlns:w16sdtdh="http://schemas.microsoft.com/office/word/2020/wordml/sdtdatahash" xmlns:w16se="http://schemas.microsoft.com/office/word/2015/wordml/symex" xmlns:wpg="http://schemas.microsoft.com/office/word/2010/wordprocessingGroup" xmlns:wpi="http://schemas.microsoft.com/office/word/2010/wordprocessingInk" xmlns:wne="http://schemas.microsoft.com/office/word/2006/wordml" xmlns:wps="http://schemas.microsoft.com/office/word/2010/wordprocessingShape" mc:Ignorable="w14 w15 w16se w16cid w16 w16cex w16sdtdh wp14">
+<w:document xmlns:wpc="http://schemas.microsoft.com/office/word/2010/wordprocessingCanvas" xmlns:cx="http://schemas.microsoft.com/office/drawing/2014/chartex" xmlns:cx1="http://schemas.microsoft.com/office/drawing/2015/9/8/chartex" xmlns:cx2="http://schemas.microsoft.com/office/drawing/2015/10/21/chartex" xmlns:cx3="http://schemas.microsoft.com/office/drawing/2016/5/9/chartex" xmlns:cx4="http://schemas.microsoft.com/office/drawing/2016/5/10/chartex" xmlns:cx5="http://schemas.microsoft.com/office/drawing/2016/5/11/chartex" xmlns:cx6="http://schemas.microsoft.com/office/drawing/2016/5/12/chartex" xmlns:cx7="http://schemas.microsoft.com/office/drawing/2016/5/13/chartex" xmlns:cx8="http://schemas.microsoft.com/office/drawing/2016/5/14/chartex" xmlns:mc="http://schemas.openxmlformats.org/markup-compatibility/2006" xmlns:aink="http://schemas.microsoft.com/office/drawing/2016/ink" xmlns:am3d="http://schemas.microsoft.com/office/drawing/2017/model3d" xmlns:o="urn:schemas-microsoft-com:office:office" xmlns:oel="http://schemas.microsoft.com/office/2019/extlst" xmlns:r="http://schemas.openxmlformats.org/officeDocument/2006/relationships" xmlns:m="http://schemas.openxmlformats.org/officeDocument/2006/math" xmlns:v="urn:schemas-microsoft-com:vml" xmlns:wp14="http://schemas.microsoft.com/office/word/2010/wordprocessingDrawing" xmlns:wp="http://schemas.openxmlformats.org/drawingml/2006/wordprocessingDrawing" xmlns:w10="urn:schemas-microsoft-com:office:word" xmlns:w="http://schemas.openxmlformats.org/wordprocessingml/2006/main" xmlns:w14="http://schemas.microsoft.com/office/word/2010/wordml" xmlns:w15="http://schemas.microsoft.com/office/word/2012/wordml" xmlns:w16cex="http://schemas.microsoft.com/office/word/2018/wordml/cex" xmlns:w16cid="http://schemas.microsoft.com/office/word/2016/wordml/cid" xmlns:w16="http://schemas.microsoft.com/office/word/2018/wordml" xmlns:w16du="http://schemas.microsoft.com/office/word/2023/wordml/word16du" xmlns:w16sdtdh="http://schemas.microsoft.com/office/word/2020/wordml/sdtdatahash" xmlns:w16sdtfl="http://schemas.microsoft.com/office/word/2024/wordml/sdtformatlock" xmlns:w16se="http://schemas.microsoft.com/office/word/2015/wordml/symex" xmlns:wpg="http://schemas.microsoft.com/office/word/2010/wordprocessingGroup" xmlns:wpi="http://schemas.microsoft.com/office/word/2010/wordprocessingInk" xmlns:wne="http://schemas.microsoft.com/office/word/2006/wordml" xmlns:wps="http://schemas.microsoft.com/office/word/2010/wordprocessingShape" mc:Ignorable="w14 w15 w16se w16cid w16 w16cex w16sdtdh w16sdtfl w16du wp14">
   <w:body>
     <w:p>
       <w:r>
@@ -168,7 +168,7 @@
     </w:p>
     <w:p>
       <w:r>
-        <w:t>Detta dokument behandlar höga naturvärden i avverkningsanmälan A 16286-2026 i Nora kommun. Denna avverkningsanmälan inkom 2026-03-30 12:11:56 och omfattar 4,6 ha.</w:t>
+        <w:t>Detta dokument behandlar höga naturvärden i avverkningsanmälan A 16286-2026 i Nora kommun som inkom 2026-03-30 och omfattar 4,6 ha.</w:t>
       </w:r>
     </w:p>
     <w:p>
@@ -191,12 +191,15 @@
     </w:p>
     <w:p>
       <w:r>
-        <w:t>I avverkningsanmälan har följande 8 naturvårdsarter hittats: orange taggsvamp (NT), spillkråka (NT, §4), dropptaggsvamp (S), mindre märgborre (S), rostfläck (S), vedticka (S), tjäder (§4) och fläcknycklar (§8). Av dessa är 2 rödlistade. För rödlistade arter har rödlistekategorin angivits inom parentes. Arter som är signalarter enligt Skogsstyrelsen har markerats med (S). För fridlysta arter anges även paragrafen i Artskyddsförordningen som arten är fridlyst enligt.</w:t>
+        <w:t>I och inom 15 meter från avverkningsanmälan har följande 9 naturvårdsarter hittats: dropptaggsvamp (NT, T), motaggsvamp (NT, T), orange taggsvamp (NT, T), mindre märgborre (S, T), rostfläck (S, T), vedticka (S, T), spillkråka (T, §4), tjäder (T, §4) och fläcknycklar (§8). Av dessa är 3 rödlistade. För rödlistade arter har rödlistekategorin angivits inom parentes. Arter som är signalarter enligt Skogsstyrelsen har markerats med (S). Typiska arter inom Natura 2000 som är kopplade till skogsekosystem har markerats med (T). För fridlysta arter anges även paragrafen i Artskyddsförordningen som arten är fridlyst enligt.</w:t>
       </w:r>
     </w:p>
     <w:p>
       <w:r>
-        <w:t>De påträffade naturvårdsarterna är ett tydligt kvitto på att detta rör sig om en skog med höga naturvärden. I Figur 1 visas en karta över det avverkningsanmälda området, där samtliga fyndplatser för naturvårdsarter som finns registrerade på Artportalen har markerats.</w:t>
+        <w:t>De påträffade naturvårdsarterna är ett tydligt kvitto på att det rör sig om en skog med höga naturvärden.</w:t>
+      </w:r>
+      <w:r>
+        <w:t xml:space="preserve"> I Figur 1 visas fyndplatser för naturvårdsarter i området, som finns registrerade på Artportalen.</w:t>
       </w:r>
     </w:p>
     <w:p>
@@ -206,7 +209,7 @@
       <w:r>
         <w:drawing>
           <wp:inline xmlns:a="http://schemas.openxmlformats.org/drawingml/2006/main" xmlns:pic="http://schemas.openxmlformats.org/drawingml/2006/picture">
-            <wp:extent cx="5486400" cy="4632542"/>
+            <wp:extent cx="5486400" cy="4485930"/>
             <wp:docPr id="1" name="Picture 1"/>
             <wp:cNvGraphicFramePr>
               <a:graphicFrameLocks noChangeAspect="1"/>
@@ -227,7 +230,7 @@
                   <pic:spPr>
                     <a:xfrm>
                       <a:off x="0" y="0"/>
-                      <a:ext cx="5486400" cy="4632542"/>
+                      <a:ext cx="5486400" cy="4485930"/>
                     </a:xfrm>
                     <a:prstGeom prst="rect"/>
                   </pic:spPr>
@@ -241,9 +244,108 @@
     <w:p>
       <w:pPr>
         <w:pStyle w:val="Caption"/>
+        <w:spacing w:after="240"/>
       </w:pPr>
       <w:r>
-        <w:t>Figur 1. Fyndplatser för naturvårdsarter i det avverkningsanmälda området (röd linje). Markörer utan svart kant är placerade på fyndplatsen. Markörer med svart kant är placerade vid sidan av fyndplatsen och har ett svart streck som visar fyndplatsens exakta position. Kartans mittpunktskoordinat är N 6608375, E 489696 i SWEREF 99 TM.</w:t>
+        <w:t>Figur 1. Fyndplatser för naturvårdsarter i och inom 15 meter från avverkningsanmälan (röd linje). Markörer utan svart kant är placerade på fyndplatsen. Markörer med svart kant är placerade vid sidan av fyndplatsen och har ett svart streck som visar fyndplatsens exakta position. Kartans mittpunktskoordinat är N 6608375, E 489696 i SWEREF 99 TM.</w:t>
+      </w:r>
+    </w:p>
+    <w:p>
+      <w:pPr>
+        <w:pStyle w:val="Heading2"/>
+      </w:pPr>
+      <w:r>
+        <w:t>Fridlysta arter</w:t>
+      </w:r>
+    </w:p>
+    <w:p>
+      <w:r>
+        <w:t>Följande fridlysta arter har sina livsmiljöer och växtplatser i den avverkningsanmälda skogen: spillkråka (T, §4), tjäder (T, §4) och fläcknycklar (§8).</w:t>
+      </w:r>
+    </w:p>
+    <w:p>
+      <w:r>
+        <w:t xml:space="preserve">Observera att medlemsländerna är skyldiga att agera i enlighet med EU:s fågeldirektiv där det uttryckligen står att direktivet gäller för fåglar samt för deras ägg, bon och </w:t>
+      </w:r>
+      <w:r>
+        <w:rPr>
+          <w:b/>
+        </w:rPr>
+        <w:t xml:space="preserve">livsmiljöer </w:t>
+      </w:r>
+      <w:r>
+        <w:t>(artikel 1). Vidare att de åtgärder som vidtas inte får leda till en försämring av den nuvarande situationen beträffande bevarandet av de fågelarter som avses i artikel 1 (artikel 13). Fågeldirektivet är styrande för tillsynsansvariga myndigheters ärendehantering, ställningstaganden och beslutsfattande.</w:t>
+      </w:r>
+    </w:p>
+    <w:p>
+      <w:r>
+        <w:rPr>
+          <w:b/>
+        </w:rPr>
+        <w:t>Spillkråka (§4)</w:t>
+      </w:r>
+      <w:r>
+        <w:t xml:space="preserve"> omfattas av bilaga 1 i EU:s fågeldirektiv och är typisk art för </w:t>
+      </w:r>
+      <w:r>
+        <w:rPr>
+          <w:i/>
+        </w:rPr>
+        <w:t xml:space="preserve">9010 Taiga </w:t>
+      </w:r>
+      <w:r>
+        <w:t>och</w:t>
+      </w:r>
+      <w:r>
+        <w:rPr>
+          <w:i/>
+        </w:rPr>
+        <w:t xml:space="preserve"> 9740 Skogsbevuxen myr</w:t>
+      </w:r>
+      <w:r>
+        <w:t>. Den behöver grova träd, främst tall, asp och bok som boträd. Skogsbruk med korta omloppstider och täta, homogena ungskogar utgör det största hotet. Spillkråka är en nyckelart i skogliga miljöer vars övergivna bohål utnyttjas av flera andra hålhäckande fågelarter och fladdermöss, däribland pärluggla (EN, §4), knipa (§4), salskrake (§4) och skogsduva (§4). Hökuggla (VU, §4) och slaguggla (§4) häckar ofta i högstubbar som brutits av i höjd med ett gammalt spillkråkebo (SLU Artdatabanken, 2026; Skogsstyrelsen, 2016).</w:t>
+      </w:r>
+    </w:p>
+    <w:p>
+      <w:r>
+        <w:rPr>
+          <w:b/>
+        </w:rPr>
+        <w:t>Tjäder (§4)</w:t>
+      </w:r>
+      <w:r>
+        <w:t xml:space="preserve"> omfattas av bilaga 1 och 2 EU:s fågeldirektiv och är typisk art för </w:t>
+      </w:r>
+      <w:r>
+        <w:rPr>
+          <w:i/>
+        </w:rPr>
+        <w:t xml:space="preserve">9010 Taiga </w:t>
+      </w:r>
+      <w:r>
+        <w:t xml:space="preserve">och </w:t>
+      </w:r>
+      <w:r>
+        <w:rPr>
+          <w:i/>
+        </w:rPr>
+        <w:t>9740 Skogsbevuxen myr</w:t>
+      </w:r>
+      <w:r>
+        <w:t>. Tjädern är en utpräglad skogsfågel knuten till större sammanhängande barrskogsområden. Tupparna och hönorna utnyttjar till viss del olika miljöer, och habitatvalet varierar dessutom mellan olika delar av året. För att det ska finnas livskraftiga tjäderbestånd krävs funktionella skogslandskap med en blandning av uppvuxen, gles och luckig skog, täta sumpskogar, myrar och andra små våtmarker. Arten försvinner när skogen fragmenteras och den sammanlagda arealen hyggen och andra öppna områden blir för stor. Ett småskaligt och försiktigt virkesuttag genom hyggesfria metoder kan i vissa fall vara möjligt i området inom 200 m från lekcentrum. Längre ut från lekcentrum, inom 200–500 m bör den avverkade ytan inte överskrida 1 hektar för att undvika alltför stora och snabba förändringar (Skogsstyrelsen, 2019; SLU Artdatabanken, 2024).</w:t>
+      </w:r>
+    </w:p>
+    <w:p>
+      <w:r>
+        <w:t>I BILAGA 1 finns mer detaljerad information om ekologi samt krav på livsmiljö hos fridlysta arter.</w:t>
+      </w:r>
+    </w:p>
+    <w:p>
+      <w:pPr>
+        <w:pStyle w:val="Heading2"/>
+      </w:pPr>
+      <w:r>
+        <w:t>Övriga naturvårdsarter</w:t>
       </w:r>
     </w:p>
     <w:p>
@@ -293,6 +395,26 @@
       </w:r>
       <w:r>
         <w:t xml:space="preserve"> (SLU Artdatabanken, 2026; Pettersson, 2014; Hedgren, 2012; Gunnarsson m fl., 1999).</w:t>
+      </w:r>
+    </w:p>
+    <w:p>
+      <w:r>
+        <w:rPr>
+          <w:b/>
+        </w:rPr>
+        <w:t xml:space="preserve">Motaggsvamp (NT) </w:t>
+      </w:r>
+      <w:r>
+        <w:t xml:space="preserve">bildar mykorrhiza med tall i tallskog och hittas huvudsakligen i äldre, glesare skogsbestånd och hällmarksimpediment. Arten hotas främst av skogsavverkning och tycks försvinna efter slutavverkning, markberedning och plantering. Motaggsvamp är typisk art för </w:t>
+      </w:r>
+      <w:r>
+        <w:rPr>
+          <w:i/>
+        </w:rPr>
+        <w:t>9010 Taiga</w:t>
+      </w:r>
+      <w:r>
+        <w:t xml:space="preserve"> (SLU Artdatabanken, 2024).</w:t>
       </w:r>
     </w:p>
     <w:p>
@@ -360,96 +482,6 @@
         <w:pStyle w:val="Heading1"/>
       </w:pPr>
       <w:r>
-        <w:t>Fridlysta arter</w:t>
-      </w:r>
-    </w:p>
-    <w:p>
-      <w:r>
-        <w:t>Följande fridlysta arter har sina livsmiljöer och växtplatser i den avverkningsanmälda skogen: spillkråka (NT, §4), tjäder (§4) och fläcknycklar (§8).</w:t>
-      </w:r>
-    </w:p>
-    <w:p>
-      <w:r>
-        <w:t xml:space="preserve">Observera att medlemsländerna är skyldiga att agera i enlighet med EU:s fågeldirektiv där det uttryckligen står att direktivet gäller för fåglar samt för deras ägg, bon och </w:t>
-      </w:r>
-      <w:r>
-        <w:rPr>
-          <w:b/>
-        </w:rPr>
-        <w:t xml:space="preserve">livsmiljöer </w:t>
-      </w:r>
-      <w:r>
-        <w:t>(artikel 1). Vidare att de åtgärder som vidtas inte får leda till en försämring av den nuvarande situationen beträffande bevarandet av de fågelarter som avses i artikel 1 (artikel 13). Fågeldirektivet är styrande för tillsynsansvariga myndigheters ärendehantering, ställningstaganden och beslutsfattande.</w:t>
-      </w:r>
-    </w:p>
-    <w:p>
-      <w:r>
-        <w:rPr>
-          <w:b/>
-        </w:rPr>
-        <w:t>Spillkråka (§4)</w:t>
-      </w:r>
-      <w:r>
-        <w:t xml:space="preserve"> omfattas av bilaga 1 i EU:s fågeldirektiv och är typisk art för </w:t>
-      </w:r>
-      <w:r>
-        <w:rPr>
-          <w:i/>
-        </w:rPr>
-        <w:t xml:space="preserve">9010 Taiga </w:t>
-      </w:r>
-      <w:r>
-        <w:t>och</w:t>
-      </w:r>
-      <w:r>
-        <w:rPr>
-          <w:i/>
-        </w:rPr>
-        <w:t xml:space="preserve"> 9740 Skogsbevuxen myr</w:t>
-      </w:r>
-      <w:r>
-        <w:t>. Den behöver grova träd, främst tall, asp och bok som boträd. Skogsbruk med korta omloppstider och täta, homogena ungskogar utgör det största hotet. Spillkråka är en nyckelart i skogliga miljöer vars övergivna bohål utnyttjas av flera andra hålhäckande fågelarter och fladdermöss, däribland pärluggla (EN, §4), knipa (§4), salskrake (§4) och skogsduva (§4). Hökuggla (VU, §4) och slaguggla (§4) häckar ofta i högstubbar som brutits av i höjd med ett gammalt spillkråkebo (SLU Artdatabanken, 2026; Skogsstyrelsen, 2016).</w:t>
-      </w:r>
-    </w:p>
-    <w:p>
-      <w:r>
-        <w:rPr>
-          <w:b/>
-        </w:rPr>
-        <w:t>Tjäder (§4)</w:t>
-      </w:r>
-      <w:r>
-        <w:t xml:space="preserve"> omfattas av bilaga 1 och 2 EU:s fågeldirektiv och är typisk art för </w:t>
-      </w:r>
-      <w:r>
-        <w:rPr>
-          <w:i/>
-        </w:rPr>
-        <w:t xml:space="preserve">9010 Taiga </w:t>
-      </w:r>
-      <w:r>
-        <w:t xml:space="preserve">och </w:t>
-      </w:r>
-      <w:r>
-        <w:rPr>
-          <w:i/>
-        </w:rPr>
-        <w:t>9740 Skogsbevuxen myr</w:t>
-      </w:r>
-      <w:r>
-        <w:t>. Tjädern är en utpräglad skogsfågel knuten till större sammanhängande barrskogsområden. Tupparna och hönorna utnyttjar till viss del olika miljöer, och habitatvalet varierar dessutom mellan olika delar av året. För att det ska finnas livskraftiga tjäderbestånd krävs funktionella skogslandskap med en blandning av uppvuxen, gles och luckig skog, täta sumpskogar, myrar och andra små våtmarker. Arten försvinner när skogen fragmenteras och den sammanlagda arealen hyggen och andra öppna områden blir för stor. Ett småskaligt och försiktigt virkesuttag genom hyggesfria metoder kan i vissa fall vara möjligt i området inom 200 m från lekcentrum. Längre ut från lekcentrum, inom 200–500 m bör den avverkade ytan inte överskrida 1 hektar för att undvika alltför stora och snabba förändringar (Skogsstyrelsen, 2019; SLU Artdatabanken, 2024).</w:t>
-      </w:r>
-    </w:p>
-    <w:p>
-      <w:r>
-        <w:t>I BILAGA 1 finns mer detaljerad information om ekologi samt krav på livsmiljö hos fridlysta arter.</w:t>
-      </w:r>
-    </w:p>
-    <w:p>
-      <w:pPr>
-        <w:pStyle w:val="Heading1"/>
-      </w:pPr>
-      <w:r>
         <w:t>Certifiering</w:t>
       </w:r>
     </w:p>
@@ -551,7 +583,7 @@
         <w:rPr>
           <w:i/>
         </w:rPr>
-        <w:t>I det avverkningsanmälda skogsområdet har 8 naturvårdsarter varav 2 rödlistade arter sina livsmiljöer och växtplatser.</w:t>
+        <w:t>I det avverkningsanmälda skogsområdet har 9 naturvårdsarter varav 3 rödlistade arter sina livsmiljöer och växtplatser.</w:t>
       </w:r>
     </w:p>
     <w:p>
@@ -1106,7 +1138,7 @@
 </file>
 
 <file path=word/endnotes.xml><?xml version="1.0" encoding="utf-8"?>
-<w:endnotes xmlns:wpc="http://schemas.microsoft.com/office/word/2010/wordprocessingCanvas" xmlns:cx="http://schemas.microsoft.com/office/drawing/2014/chartex" xmlns:cx1="http://schemas.microsoft.com/office/drawing/2015/9/8/chartex" xmlns:cx2="http://schemas.microsoft.com/office/drawing/2015/10/21/chartex" xmlns:cx3="http://schemas.microsoft.com/office/drawing/2016/5/9/chartex" xmlns:cx4="http://schemas.microsoft.com/office/drawing/2016/5/10/chartex" xmlns:cx5="http://schemas.microsoft.com/office/drawing/2016/5/11/chartex" xmlns:cx6="http://schemas.microsoft.com/office/drawing/2016/5/12/chartex" xmlns:cx7="http://schemas.microsoft.com/office/drawing/2016/5/13/chartex" xmlns:cx8="http://schemas.microsoft.com/office/drawing/2016/5/14/chartex" xmlns:mc="http://schemas.openxmlformats.org/markup-compatibility/2006" xmlns:aink="http://schemas.microsoft.com/office/drawing/2016/ink" xmlns:am3d="http://schemas.microsoft.com/office/drawing/2017/model3d" xmlns:o="urn:schemas-microsoft-com:office:office" xmlns:oel="http://schemas.microsoft.com/office/2019/extlst" xmlns:r="http://schemas.openxmlformats.org/officeDocument/2006/relationships" xmlns:m="http://schemas.openxmlformats.org/officeDocument/2006/math" xmlns:v="urn:schemas-microsoft-com:vml" xmlns:wp14="http://schemas.microsoft.com/office/word/2010/wordprocessingDrawing" xmlns:wp="http://schemas.openxmlformats.org/drawingml/2006/wordprocessingDrawing" xmlns:w10="urn:schemas-microsoft-com:office:word" xmlns:w="http://schemas.openxmlformats.org/wordprocessingml/2006/main" xmlns:w14="http://schemas.microsoft.com/office/word/2010/wordml" xmlns:w15="http://schemas.microsoft.com/office/word/2012/wordml" xmlns:w16cex="http://schemas.microsoft.com/office/word/2018/wordml/cex" xmlns:w16cid="http://schemas.microsoft.com/office/word/2016/wordml/cid" xmlns:w16="http://schemas.microsoft.com/office/word/2018/wordml" xmlns:w16sdtdh="http://schemas.microsoft.com/office/word/2020/wordml/sdtdatahash" xmlns:w16se="http://schemas.microsoft.com/office/word/2015/wordml/symex" xmlns:wpg="http://schemas.microsoft.com/office/word/2010/wordprocessingGroup" xmlns:wpi="http://schemas.microsoft.com/office/word/2010/wordprocessingInk" xmlns:wne="http://schemas.microsoft.com/office/word/2006/wordml" xmlns:wps="http://schemas.microsoft.com/office/word/2010/wordprocessingShape" mc:Ignorable="w14 w15 w16se w16cid w16 w16cex w16sdtdh wp14">
+<w:endnotes xmlns:wpc="http://schemas.microsoft.com/office/word/2010/wordprocessingCanvas" xmlns:cx="http://schemas.microsoft.com/office/drawing/2014/chartex" xmlns:cx1="http://schemas.microsoft.com/office/drawing/2015/9/8/chartex" xmlns:cx2="http://schemas.microsoft.com/office/drawing/2015/10/21/chartex" xmlns:cx3="http://schemas.microsoft.com/office/drawing/2016/5/9/chartex" xmlns:cx4="http://schemas.microsoft.com/office/drawing/2016/5/10/chartex" xmlns:cx5="http://schemas.microsoft.com/office/drawing/2016/5/11/chartex" xmlns:cx6="http://schemas.microsoft.com/office/drawing/2016/5/12/chartex" xmlns:cx7="http://schemas.microsoft.com/office/drawing/2016/5/13/chartex" xmlns:cx8="http://schemas.microsoft.com/office/drawing/2016/5/14/chartex" xmlns:mc="http://schemas.openxmlformats.org/markup-compatibility/2006" xmlns:aink="http://schemas.microsoft.com/office/drawing/2016/ink" xmlns:am3d="http://schemas.microsoft.com/office/drawing/2017/model3d" xmlns:o="urn:schemas-microsoft-com:office:office" xmlns:oel="http://schemas.microsoft.com/office/2019/extlst" xmlns:r="http://schemas.openxmlformats.org/officeDocument/2006/relationships" xmlns:m="http://schemas.openxmlformats.org/officeDocument/2006/math" xmlns:v="urn:schemas-microsoft-com:vml" xmlns:wp14="http://schemas.microsoft.com/office/word/2010/wordprocessingDrawing" xmlns:wp="http://schemas.openxmlformats.org/drawingml/2006/wordprocessingDrawing" xmlns:w10="urn:schemas-microsoft-com:office:word" xmlns:w="http://schemas.openxmlformats.org/wordprocessingml/2006/main" xmlns:w14="http://schemas.microsoft.com/office/word/2010/wordml" xmlns:w15="http://schemas.microsoft.com/office/word/2012/wordml" xmlns:w16cex="http://schemas.microsoft.com/office/word/2018/wordml/cex" xmlns:w16cid="http://schemas.microsoft.com/office/word/2016/wordml/cid" xmlns:w16="http://schemas.microsoft.com/office/word/2018/wordml" xmlns:w16du="http://schemas.microsoft.com/office/word/2023/wordml/word16du" xmlns:w16sdtdh="http://schemas.microsoft.com/office/word/2020/wordml/sdtdatahash" xmlns:w16sdtfl="http://schemas.microsoft.com/office/word/2024/wordml/sdtformatlock" xmlns:w16se="http://schemas.microsoft.com/office/word/2015/wordml/symex" xmlns:wpg="http://schemas.microsoft.com/office/word/2010/wordprocessingGroup" xmlns:wpi="http://schemas.microsoft.com/office/word/2010/wordprocessingInk" xmlns:wne="http://schemas.microsoft.com/office/word/2006/wordml" xmlns:wps="http://schemas.microsoft.com/office/word/2010/wordprocessingShape" mc:Ignorable="w14 w15 w16se w16cid w16 w16cex w16sdtdh w16sdtfl w16du wp14">
   <w:endnote w:type="separator" w:id="-1">
     <w:p>
       <w:pPr>
@@ -1131,7 +1163,7 @@
 </file>
 
 <file path=word/footer1.xml><?xml version="1.0" encoding="utf-8"?>
-<w:ftr xmlns:wpc="http://schemas.microsoft.com/office/word/2010/wordprocessingCanvas" xmlns:cx="http://schemas.microsoft.com/office/drawing/2014/chartex" xmlns:cx1="http://schemas.microsoft.com/office/drawing/2015/9/8/chartex" xmlns:cx2="http://schemas.microsoft.com/office/drawing/2015/10/21/chartex" xmlns:cx3="http://schemas.microsoft.com/office/drawing/2016/5/9/chartex" xmlns:cx4="http://schemas.microsoft.com/office/drawing/2016/5/10/chartex" xmlns:cx5="http://schemas.microsoft.com/office/drawing/2016/5/11/chartex" xmlns:cx6="http://schemas.microsoft.com/office/drawing/2016/5/12/chartex" xmlns:cx7="http://schemas.microsoft.com/office/drawing/2016/5/13/chartex" xmlns:cx8="http://schemas.microsoft.com/office/drawing/2016/5/14/chartex" xmlns:mc="http://schemas.openxmlformats.org/markup-compatibility/2006" xmlns:aink="http://schemas.microsoft.com/office/drawing/2016/ink" xmlns:am3d="http://schemas.microsoft.com/office/drawing/2017/model3d" xmlns:o="urn:schemas-microsoft-com:office:office" xmlns:oel="http://schemas.microsoft.com/office/2019/extlst" xmlns:r="http://schemas.openxmlformats.org/officeDocument/2006/relationships" xmlns:m="http://schemas.openxmlformats.org/officeDocument/2006/math" xmlns:v="urn:schemas-microsoft-com:vml" xmlns:wp14="http://schemas.microsoft.com/office/word/2010/wordprocessingDrawing" xmlns:wp="http://schemas.openxmlformats.org/drawingml/2006/wordprocessingDrawing" xmlns:w10="urn:schemas-microsoft-com:office:word" xmlns:w="http://schemas.openxmlformats.org/wordprocessingml/2006/main" xmlns:w14="http://schemas.microsoft.com/office/word/2010/wordml" xmlns:w15="http://schemas.microsoft.com/office/word/2012/wordml" xmlns:w16cex="http://schemas.microsoft.com/office/word/2018/wordml/cex" xmlns:w16cid="http://schemas.microsoft.com/office/word/2016/wordml/cid" xmlns:w16="http://schemas.microsoft.com/office/word/2018/wordml" xmlns:w16sdtdh="http://schemas.microsoft.com/office/word/2020/wordml/sdtdatahash" xmlns:w16se="http://schemas.microsoft.com/office/word/2015/wordml/symex" xmlns:wpg="http://schemas.microsoft.com/office/word/2010/wordprocessingGroup" xmlns:wpi="http://schemas.microsoft.com/office/word/2010/wordprocessingInk" xmlns:wne="http://schemas.microsoft.com/office/word/2006/wordml" xmlns:wps="http://schemas.microsoft.com/office/word/2010/wordprocessingShape" mc:Ignorable="w14 w15 w16se w16cid w16 w16cex w16sdtdh wp14">
+<w:ftr xmlns:wpc="http://schemas.microsoft.com/office/word/2010/wordprocessingCanvas" xmlns:cx="http://schemas.microsoft.com/office/drawing/2014/chartex" xmlns:cx1="http://schemas.microsoft.com/office/drawing/2015/9/8/chartex" xmlns:cx2="http://schemas.microsoft.com/office/drawing/2015/10/21/chartex" xmlns:cx3="http://schemas.microsoft.com/office/drawing/2016/5/9/chartex" xmlns:cx4="http://schemas.microsoft.com/office/drawing/2016/5/10/chartex" xmlns:cx5="http://schemas.microsoft.com/office/drawing/2016/5/11/chartex" xmlns:cx6="http://schemas.microsoft.com/office/drawing/2016/5/12/chartex" xmlns:cx7="http://schemas.microsoft.com/office/drawing/2016/5/13/chartex" xmlns:cx8="http://schemas.microsoft.com/office/drawing/2016/5/14/chartex" xmlns:mc="http://schemas.openxmlformats.org/markup-compatibility/2006" xmlns:aink="http://schemas.microsoft.com/office/drawing/2016/ink" xmlns:am3d="http://schemas.microsoft.com/office/drawing/2017/model3d" xmlns:o="urn:schemas-microsoft-com:office:office" xmlns:oel="http://schemas.microsoft.com/office/2019/extlst" xmlns:r="http://schemas.openxmlformats.org/officeDocument/2006/relationships" xmlns:m="http://schemas.openxmlformats.org/officeDocument/2006/math" xmlns:v="urn:schemas-microsoft-com:vml" xmlns:wp14="http://schemas.microsoft.com/office/word/2010/wordprocessingDrawing" xmlns:wp="http://schemas.openxmlformats.org/drawingml/2006/wordprocessingDrawing" xmlns:w10="urn:schemas-microsoft-com:office:word" xmlns:w="http://schemas.openxmlformats.org/wordprocessingml/2006/main" xmlns:w14="http://schemas.microsoft.com/office/word/2010/wordml" xmlns:w15="http://schemas.microsoft.com/office/word/2012/wordml" xmlns:w16cex="http://schemas.microsoft.com/office/word/2018/wordml/cex" xmlns:w16cid="http://schemas.microsoft.com/office/word/2016/wordml/cid" xmlns:w16="http://schemas.microsoft.com/office/word/2018/wordml" xmlns:w16du="http://schemas.microsoft.com/office/word/2023/wordml/word16du" xmlns:w16sdtdh="http://schemas.microsoft.com/office/word/2020/wordml/sdtdatahash" xmlns:w16sdtfl="http://schemas.microsoft.com/office/word/2024/wordml/sdtformatlock" xmlns:w16se="http://schemas.microsoft.com/office/word/2015/wordml/symex" xmlns:wpg="http://schemas.microsoft.com/office/word/2010/wordprocessingGroup" xmlns:wpi="http://schemas.microsoft.com/office/word/2010/wordprocessingInk" xmlns:wne="http://schemas.microsoft.com/office/word/2006/wordml" xmlns:wps="http://schemas.microsoft.com/office/word/2010/wordprocessingShape" mc:Ignorable="w14 w15 w16se w16cid w16 w16cex w16sdtdh w16sdtfl w16du wp14">
   <w:p>
     <w:pPr>
       <w:pStyle w:val="Footer"/>
@@ -1141,7 +1173,7 @@
 </file>
 
 <file path=word/footer2.xml><?xml version="1.0" encoding="utf-8"?>
-<w:ftr xmlns:wpc="http://schemas.microsoft.com/office/word/2010/wordprocessingCanvas" xmlns:cx="http://schemas.microsoft.com/office/drawing/2014/chartex" xmlns:cx1="http://schemas.microsoft.com/office/drawing/2015/9/8/chartex" xmlns:cx2="http://schemas.microsoft.com/office/drawing/2015/10/21/chartex" xmlns:cx3="http://schemas.microsoft.com/office/drawing/2016/5/9/chartex" xmlns:cx4="http://schemas.microsoft.com/office/drawing/2016/5/10/chartex" xmlns:cx5="http://schemas.microsoft.com/office/drawing/2016/5/11/chartex" xmlns:cx6="http://schemas.microsoft.com/office/drawing/2016/5/12/chartex" xmlns:cx7="http://schemas.microsoft.com/office/drawing/2016/5/13/chartex" xmlns:cx8="http://schemas.microsoft.com/office/drawing/2016/5/14/chartex" xmlns:mc="http://schemas.openxmlformats.org/markup-compatibility/2006" xmlns:aink="http://schemas.microsoft.com/office/drawing/2016/ink" xmlns:am3d="http://schemas.microsoft.com/office/drawing/2017/model3d" xmlns:o="urn:schemas-microsoft-com:office:office" xmlns:oel="http://schemas.microsoft.com/office/2019/extlst" xmlns:r="http://schemas.openxmlformats.org/officeDocument/2006/relationships" xmlns:m="http://schemas.openxmlformats.org/officeDocument/2006/math" xmlns:v="urn:schemas-microsoft-com:vml" xmlns:wp14="http://schemas.microsoft.com/office/word/2010/wordprocessingDrawing" xmlns:wp="http://schemas.openxmlformats.org/drawingml/2006/wordprocessingDrawing" xmlns:w10="urn:schemas-microsoft-com:office:word" xmlns:w="http://schemas.openxmlformats.org/wordprocessingml/2006/main" xmlns:w14="http://schemas.microsoft.com/office/word/2010/wordml" xmlns:w15="http://schemas.microsoft.com/office/word/2012/wordml" xmlns:w16cex="http://schemas.microsoft.com/office/word/2018/wordml/cex" xmlns:w16cid="http://schemas.microsoft.com/office/word/2016/wordml/cid" xmlns:w16="http://schemas.microsoft.com/office/word/2018/wordml" xmlns:w16sdtdh="http://schemas.microsoft.com/office/word/2020/wordml/sdtdatahash" xmlns:w16se="http://schemas.microsoft.com/office/word/2015/wordml/symex" xmlns:wpg="http://schemas.microsoft.com/office/word/2010/wordprocessingGroup" xmlns:wpi="http://schemas.microsoft.com/office/word/2010/wordprocessingInk" xmlns:wne="http://schemas.microsoft.com/office/word/2006/wordml" xmlns:wps="http://schemas.microsoft.com/office/word/2010/wordprocessingShape" mc:Ignorable="w14 w15 w16se w16cid w16 w16cex w16sdtdh wp14">
+<w:ftr xmlns:wpc="http://schemas.microsoft.com/office/word/2010/wordprocessingCanvas" xmlns:cx="http://schemas.microsoft.com/office/drawing/2014/chartex" xmlns:cx1="http://schemas.microsoft.com/office/drawing/2015/9/8/chartex" xmlns:cx2="http://schemas.microsoft.com/office/drawing/2015/10/21/chartex" xmlns:cx3="http://schemas.microsoft.com/office/drawing/2016/5/9/chartex" xmlns:cx4="http://schemas.microsoft.com/office/drawing/2016/5/10/chartex" xmlns:cx5="http://schemas.microsoft.com/office/drawing/2016/5/11/chartex" xmlns:cx6="http://schemas.microsoft.com/office/drawing/2016/5/12/chartex" xmlns:cx7="http://schemas.microsoft.com/office/drawing/2016/5/13/chartex" xmlns:cx8="http://schemas.microsoft.com/office/drawing/2016/5/14/chartex" xmlns:mc="http://schemas.openxmlformats.org/markup-compatibility/2006" xmlns:aink="http://schemas.microsoft.com/office/drawing/2016/ink" xmlns:am3d="http://schemas.microsoft.com/office/drawing/2017/model3d" xmlns:o="urn:schemas-microsoft-com:office:office" xmlns:oel="http://schemas.microsoft.com/office/2019/extlst" xmlns:r="http://schemas.openxmlformats.org/officeDocument/2006/relationships" xmlns:m="http://schemas.openxmlformats.org/officeDocument/2006/math" xmlns:v="urn:schemas-microsoft-com:vml" xmlns:wp14="http://schemas.microsoft.com/office/word/2010/wordprocessingDrawing" xmlns:wp="http://schemas.openxmlformats.org/drawingml/2006/wordprocessingDrawing" xmlns:w10="urn:schemas-microsoft-com:office:word" xmlns:w="http://schemas.openxmlformats.org/wordprocessingml/2006/main" xmlns:w14="http://schemas.microsoft.com/office/word/2010/wordml" xmlns:w15="http://schemas.microsoft.com/office/word/2012/wordml" xmlns:w16cex="http://schemas.microsoft.com/office/word/2018/wordml/cex" xmlns:w16cid="http://schemas.microsoft.com/office/word/2016/wordml/cid" xmlns:w16="http://schemas.microsoft.com/office/word/2018/wordml" xmlns:w16du="http://schemas.microsoft.com/office/word/2023/wordml/word16du" xmlns:w16sdtdh="http://schemas.microsoft.com/office/word/2020/wordml/sdtdatahash" xmlns:w16sdtfl="http://schemas.microsoft.com/office/word/2024/wordml/sdtformatlock" xmlns:w16se="http://schemas.microsoft.com/office/word/2015/wordml/symex" xmlns:wpg="http://schemas.microsoft.com/office/word/2010/wordprocessingGroup" xmlns:wpi="http://schemas.microsoft.com/office/word/2010/wordprocessingInk" xmlns:wne="http://schemas.microsoft.com/office/word/2006/wordml" xmlns:wps="http://schemas.microsoft.com/office/word/2010/wordprocessingShape" mc:Ignorable="w14 w15 w16se w16cid w16 w16cex w16sdtdh w16sdtfl w16du wp14">
   <w:p>
     <w:pPr>
       <w:pStyle w:val="Footer"/>
@@ -1151,7 +1183,7 @@
 </file>
 
 <file path=word/footer3.xml><?xml version="1.0" encoding="utf-8"?>
-<w:ftr xmlns:wpc="http://schemas.microsoft.com/office/word/2010/wordprocessingCanvas" xmlns:cx="http://schemas.microsoft.com/office/drawing/2014/chartex" xmlns:cx1="http://schemas.microsoft.com/office/drawing/2015/9/8/chartex" xmlns:cx2="http://schemas.microsoft.com/office/drawing/2015/10/21/chartex" xmlns:cx3="http://schemas.microsoft.com/office/drawing/2016/5/9/chartex" xmlns:cx4="http://schemas.microsoft.com/office/drawing/2016/5/10/chartex" xmlns:cx5="http://schemas.microsoft.com/office/drawing/2016/5/11/chartex" xmlns:cx6="http://schemas.microsoft.com/office/drawing/2016/5/12/chartex" xmlns:cx7="http://schemas.microsoft.com/office/drawing/2016/5/13/chartex" xmlns:cx8="http://schemas.microsoft.com/office/drawing/2016/5/14/chartex" xmlns:mc="http://schemas.openxmlformats.org/markup-compatibility/2006" xmlns:aink="http://schemas.microsoft.com/office/drawing/2016/ink" xmlns:am3d="http://schemas.microsoft.com/office/drawing/2017/model3d" xmlns:o="urn:schemas-microsoft-com:office:office" xmlns:oel="http://schemas.microsoft.com/office/2019/extlst" xmlns:r="http://schemas.openxmlformats.org/officeDocument/2006/relationships" xmlns:m="http://schemas.openxmlformats.org/officeDocument/2006/math" xmlns:v="urn:schemas-microsoft-com:vml" xmlns:wp14="http://schemas.microsoft.com/office/word/2010/wordprocessingDrawing" xmlns:wp="http://schemas.openxmlformats.org/drawingml/2006/wordprocessingDrawing" xmlns:w10="urn:schemas-microsoft-com:office:word" xmlns:w="http://schemas.openxmlformats.org/wordprocessingml/2006/main" xmlns:w14="http://schemas.microsoft.com/office/word/2010/wordml" xmlns:w15="http://schemas.microsoft.com/office/word/2012/wordml" xmlns:w16cex="http://schemas.microsoft.com/office/word/2018/wordml/cex" xmlns:w16cid="http://schemas.microsoft.com/office/word/2016/wordml/cid" xmlns:w16="http://schemas.microsoft.com/office/word/2018/wordml" xmlns:w16sdtdh="http://schemas.microsoft.com/office/word/2020/wordml/sdtdatahash" xmlns:w16se="http://schemas.microsoft.com/office/word/2015/wordml/symex" xmlns:wpg="http://schemas.microsoft.com/office/word/2010/wordprocessingGroup" xmlns:wpi="http://schemas.microsoft.com/office/word/2010/wordprocessingInk" xmlns:wne="http://schemas.microsoft.com/office/word/2006/wordml" xmlns:wps="http://schemas.microsoft.com/office/word/2010/wordprocessingShape" mc:Ignorable="w14 w15 w16se w16cid w16 w16cex w16sdtdh wp14">
+<w:ftr xmlns:wpc="http://schemas.microsoft.com/office/word/2010/wordprocessingCanvas" xmlns:cx="http://schemas.microsoft.com/office/drawing/2014/chartex" xmlns:cx1="http://schemas.microsoft.com/office/drawing/2015/9/8/chartex" xmlns:cx2="http://schemas.microsoft.com/office/drawing/2015/10/21/chartex" xmlns:cx3="http://schemas.microsoft.com/office/drawing/2016/5/9/chartex" xmlns:cx4="http://schemas.microsoft.com/office/drawing/2016/5/10/chartex" xmlns:cx5="http://schemas.microsoft.com/office/drawing/2016/5/11/chartex" xmlns:cx6="http://schemas.microsoft.com/office/drawing/2016/5/12/chartex" xmlns:cx7="http://schemas.microsoft.com/office/drawing/2016/5/13/chartex" xmlns:cx8="http://schemas.microsoft.com/office/drawing/2016/5/14/chartex" xmlns:mc="http://schemas.openxmlformats.org/markup-compatibility/2006" xmlns:aink="http://schemas.microsoft.com/office/drawing/2016/ink" xmlns:am3d="http://schemas.microsoft.com/office/drawing/2017/model3d" xmlns:o="urn:schemas-microsoft-com:office:office" xmlns:oel="http://schemas.microsoft.com/office/2019/extlst" xmlns:r="http://schemas.openxmlformats.org/officeDocument/2006/relationships" xmlns:m="http://schemas.openxmlformats.org/officeDocument/2006/math" xmlns:v="urn:schemas-microsoft-com:vml" xmlns:wp14="http://schemas.microsoft.com/office/word/2010/wordprocessingDrawing" xmlns:wp="http://schemas.openxmlformats.org/drawingml/2006/wordprocessingDrawing" xmlns:w10="urn:schemas-microsoft-com:office:word" xmlns:w="http://schemas.openxmlformats.org/wordprocessingml/2006/main" xmlns:w14="http://schemas.microsoft.com/office/word/2010/wordml" xmlns:w15="http://schemas.microsoft.com/office/word/2012/wordml" xmlns:w16cex="http://schemas.microsoft.com/office/word/2018/wordml/cex" xmlns:w16cid="http://schemas.microsoft.com/office/word/2016/wordml/cid" xmlns:w16="http://schemas.microsoft.com/office/word/2018/wordml" xmlns:w16du="http://schemas.microsoft.com/office/word/2023/wordml/word16du" xmlns:w16sdtdh="http://schemas.microsoft.com/office/word/2020/wordml/sdtdatahash" xmlns:w16sdtfl="http://schemas.microsoft.com/office/word/2024/wordml/sdtformatlock" xmlns:w16se="http://schemas.microsoft.com/office/word/2015/wordml/symex" xmlns:wpg="http://schemas.microsoft.com/office/word/2010/wordprocessingGroup" xmlns:wpi="http://schemas.microsoft.com/office/word/2010/wordprocessingInk" xmlns:wne="http://schemas.microsoft.com/office/word/2006/wordml" xmlns:wps="http://schemas.microsoft.com/office/word/2010/wordprocessingShape" mc:Ignorable="w14 w15 w16se w16cid w16 w16cex w16sdtdh w16sdtfl w16du wp14">
   <w:p>
     <w:pPr>
       <w:pStyle w:val="Footer"/>
@@ -1161,7 +1193,7 @@
 </file>
 
 <file path=word/footnotes.xml><?xml version="1.0" encoding="utf-8"?>
-<w:footnotes xmlns:wpc="http://schemas.microsoft.com/office/word/2010/wordprocessingCanvas" xmlns:cx="http://schemas.microsoft.com/office/drawing/2014/chartex" xmlns:cx1="http://schemas.microsoft.com/office/drawing/2015/9/8/chartex" xmlns:cx2="http://schemas.microsoft.com/office/drawing/2015/10/21/chartex" xmlns:cx3="http://schemas.microsoft.com/office/drawing/2016/5/9/chartex" xmlns:cx4="http://schemas.microsoft.com/office/drawing/2016/5/10/chartex" xmlns:cx5="http://schemas.microsoft.com/office/drawing/2016/5/11/chartex" xmlns:cx6="http://schemas.microsoft.com/office/drawing/2016/5/12/chartex" xmlns:cx7="http://schemas.microsoft.com/office/drawing/2016/5/13/chartex" xmlns:cx8="http://schemas.microsoft.com/office/drawing/2016/5/14/chartex" xmlns:mc="http://schemas.openxmlformats.org/markup-compatibility/2006" xmlns:aink="http://schemas.microsoft.com/office/drawing/2016/ink" xmlns:am3d="http://schemas.microsoft.com/office/drawing/2017/model3d" xmlns:o="urn:schemas-microsoft-com:office:office" xmlns:oel="http://schemas.microsoft.com/office/2019/extlst" xmlns:r="http://schemas.openxmlformats.org/officeDocument/2006/relationships" xmlns:m="http://schemas.openxmlformats.org/officeDocument/2006/math" xmlns:v="urn:schemas-microsoft-com:vml" xmlns:wp14="http://schemas.microsoft.com/office/word/2010/wordprocessingDrawing" xmlns:wp="http://schemas.openxmlformats.org/drawingml/2006/wordprocessingDrawing" xmlns:w10="urn:schemas-microsoft-com:office:word" xmlns:w="http://schemas.openxmlformats.org/wordprocessingml/2006/main" xmlns:w14="http://schemas.microsoft.com/office/word/2010/wordml" xmlns:w15="http://schemas.microsoft.com/office/word/2012/wordml" xmlns:w16cex="http://schemas.microsoft.com/office/word/2018/wordml/cex" xmlns:w16cid="http://schemas.microsoft.com/office/word/2016/wordml/cid" xmlns:w16="http://schemas.microsoft.com/office/word/2018/wordml" xmlns:w16sdtdh="http://schemas.microsoft.com/office/word/2020/wordml/sdtdatahash" xmlns:w16se="http://schemas.microsoft.com/office/word/2015/wordml/symex" xmlns:wpg="http://schemas.microsoft.com/office/word/2010/wordprocessingGroup" xmlns:wpi="http://schemas.microsoft.com/office/word/2010/wordprocessingInk" xmlns:wne="http://schemas.microsoft.com/office/word/2006/wordml" xmlns:wps="http://schemas.microsoft.com/office/word/2010/wordprocessingShape" mc:Ignorable="w14 w15 w16se w16cid w16 w16cex w16sdtdh wp14">
+<w:footnotes xmlns:wpc="http://schemas.microsoft.com/office/word/2010/wordprocessingCanvas" xmlns:cx="http://schemas.microsoft.com/office/drawing/2014/chartex" xmlns:cx1="http://schemas.microsoft.com/office/drawing/2015/9/8/chartex" xmlns:cx2="http://schemas.microsoft.com/office/drawing/2015/10/21/chartex" xmlns:cx3="http://schemas.microsoft.com/office/drawing/2016/5/9/chartex" xmlns:cx4="http://schemas.microsoft.com/office/drawing/2016/5/10/chartex" xmlns:cx5="http://schemas.microsoft.com/office/drawing/2016/5/11/chartex" xmlns:cx6="http://schemas.microsoft.com/office/drawing/2016/5/12/chartex" xmlns:cx7="http://schemas.microsoft.com/office/drawing/2016/5/13/chartex" xmlns:cx8="http://schemas.microsoft.com/office/drawing/2016/5/14/chartex" xmlns:mc="http://schemas.openxmlformats.org/markup-compatibility/2006" xmlns:aink="http://schemas.microsoft.com/office/drawing/2016/ink" xmlns:am3d="http://schemas.microsoft.com/office/drawing/2017/model3d" xmlns:o="urn:schemas-microsoft-com:office:office" xmlns:oel="http://schemas.microsoft.com/office/2019/extlst" xmlns:r="http://schemas.openxmlformats.org/officeDocument/2006/relationships" xmlns:m="http://schemas.openxmlformats.org/officeDocument/2006/math" xmlns:v="urn:schemas-microsoft-com:vml" xmlns:wp14="http://schemas.microsoft.com/office/word/2010/wordprocessingDrawing" xmlns:wp="http://schemas.openxmlformats.org/drawingml/2006/wordprocessingDrawing" xmlns:w10="urn:schemas-microsoft-com:office:word" xmlns:w="http://schemas.openxmlformats.org/wordprocessingml/2006/main" xmlns:w14="http://schemas.microsoft.com/office/word/2010/wordml" xmlns:w15="http://schemas.microsoft.com/office/word/2012/wordml" xmlns:w16cex="http://schemas.microsoft.com/office/word/2018/wordml/cex" xmlns:w16cid="http://schemas.microsoft.com/office/word/2016/wordml/cid" xmlns:w16="http://schemas.microsoft.com/office/word/2018/wordml" xmlns:w16du="http://schemas.microsoft.com/office/word/2023/wordml/word16du" xmlns:w16sdtdh="http://schemas.microsoft.com/office/word/2020/wordml/sdtdatahash" xmlns:w16sdtfl="http://schemas.microsoft.com/office/word/2024/wordml/sdtformatlock" xmlns:w16se="http://schemas.microsoft.com/office/word/2015/wordml/symex" xmlns:wpg="http://schemas.microsoft.com/office/word/2010/wordprocessingGroup" xmlns:wpi="http://schemas.microsoft.com/office/word/2010/wordprocessingInk" xmlns:wne="http://schemas.microsoft.com/office/word/2006/wordml" xmlns:wps="http://schemas.microsoft.com/office/word/2010/wordprocessingShape" mc:Ignorable="w14 w15 w16se w16cid w16 w16cex w16sdtdh w16sdtfl w16du wp14">
   <w:footnote w:type="separator" w:id="-1">
     <w:p>
       <w:pPr>
@@ -1186,7 +1218,7 @@
 </file>
 
 <file path=word/header1.xml><?xml version="1.0" encoding="utf-8"?>
-<w:hdr xmlns:wpc="http://schemas.microsoft.com/office/word/2010/wordprocessingCanvas" xmlns:cx="http://schemas.microsoft.com/office/drawing/2014/chartex" xmlns:cx1="http://schemas.microsoft.com/office/drawing/2015/9/8/chartex" xmlns:cx2="http://schemas.microsoft.com/office/drawing/2015/10/21/chartex" xmlns:cx3="http://schemas.microsoft.com/office/drawing/2016/5/9/chartex" xmlns:cx4="http://schemas.microsoft.com/office/drawing/2016/5/10/chartex" xmlns:cx5="http://schemas.microsoft.com/office/drawing/2016/5/11/chartex" xmlns:cx6="http://schemas.microsoft.com/office/drawing/2016/5/12/chartex" xmlns:cx7="http://schemas.microsoft.com/office/drawing/2016/5/13/chartex" xmlns:cx8="http://schemas.microsoft.com/office/drawing/2016/5/14/chartex" xmlns:mc="http://schemas.openxmlformats.org/markup-compatibility/2006" xmlns:aink="http://schemas.microsoft.com/office/drawing/2016/ink" xmlns:am3d="http://schemas.microsoft.com/office/drawing/2017/model3d" xmlns:o="urn:schemas-microsoft-com:office:office" xmlns:oel="http://schemas.microsoft.com/office/2019/extlst" xmlns:r="http://schemas.openxmlformats.org/officeDocument/2006/relationships" xmlns:m="http://schemas.openxmlformats.org/officeDocument/2006/math" xmlns:v="urn:schemas-microsoft-com:vml" xmlns:wp14="http://schemas.microsoft.com/office/word/2010/wordprocessingDrawing" xmlns:wp="http://schemas.openxmlformats.org/drawingml/2006/wordprocessingDrawing" xmlns:w10="urn:schemas-microsoft-com:office:word" xmlns:w="http://schemas.openxmlformats.org/wordprocessingml/2006/main" xmlns:w14="http://schemas.microsoft.com/office/word/2010/wordml" xmlns:w15="http://schemas.microsoft.com/office/word/2012/wordml" xmlns:w16cex="http://schemas.microsoft.com/office/word/2018/wordml/cex" xmlns:w16cid="http://schemas.microsoft.com/office/word/2016/wordml/cid" xmlns:w16="http://schemas.microsoft.com/office/word/2018/wordml" xmlns:w16sdtdh="http://schemas.microsoft.com/office/word/2020/wordml/sdtdatahash" xmlns:w16se="http://schemas.microsoft.com/office/word/2015/wordml/symex" xmlns:wpg="http://schemas.microsoft.com/office/word/2010/wordprocessingGroup" xmlns:wpi="http://schemas.microsoft.com/office/word/2010/wordprocessingInk" xmlns:wne="http://schemas.microsoft.com/office/word/2006/wordml" xmlns:wps="http://schemas.microsoft.com/office/word/2010/wordprocessingShape" mc:Ignorable="w14 w15 w16se w16cid w16 w16cex w16sdtdh wp14">
+<w:hdr xmlns:wpc="http://schemas.microsoft.com/office/word/2010/wordprocessingCanvas" xmlns:cx="http://schemas.microsoft.com/office/drawing/2014/chartex" xmlns:cx1="http://schemas.microsoft.com/office/drawing/2015/9/8/chartex" xmlns:cx2="http://schemas.microsoft.com/office/drawing/2015/10/21/chartex" xmlns:cx3="http://schemas.microsoft.com/office/drawing/2016/5/9/chartex" xmlns:cx4="http://schemas.microsoft.com/office/drawing/2016/5/10/chartex" xmlns:cx5="http://schemas.microsoft.com/office/drawing/2016/5/11/chartex" xmlns:cx6="http://schemas.microsoft.com/office/drawing/2016/5/12/chartex" xmlns:cx7="http://schemas.microsoft.com/office/drawing/2016/5/13/chartex" xmlns:cx8="http://schemas.microsoft.com/office/drawing/2016/5/14/chartex" xmlns:mc="http://schemas.openxmlformats.org/markup-compatibility/2006" xmlns:aink="http://schemas.microsoft.com/office/drawing/2016/ink" xmlns:am3d="http://schemas.microsoft.com/office/drawing/2017/model3d" xmlns:o="urn:schemas-microsoft-com:office:office" xmlns:oel="http://schemas.microsoft.com/office/2019/extlst" xmlns:r="http://schemas.openxmlformats.org/officeDocument/2006/relationships" xmlns:m="http://schemas.openxmlformats.org/officeDocument/2006/math" xmlns:v="urn:schemas-microsoft-com:vml" xmlns:wp14="http://schemas.microsoft.com/office/word/2010/wordprocessingDrawing" xmlns:wp="http://schemas.openxmlformats.org/drawingml/2006/wordprocessingDrawing" xmlns:w10="urn:schemas-microsoft-com:office:word" xmlns:w="http://schemas.openxmlformats.org/wordprocessingml/2006/main" xmlns:w14="http://schemas.microsoft.com/office/word/2010/wordml" xmlns:w15="http://schemas.microsoft.com/office/word/2012/wordml" xmlns:w16cex="http://schemas.microsoft.com/office/word/2018/wordml/cex" xmlns:w16cid="http://schemas.microsoft.com/office/word/2016/wordml/cid" xmlns:w16="http://schemas.microsoft.com/office/word/2018/wordml" xmlns:w16du="http://schemas.microsoft.com/office/word/2023/wordml/word16du" xmlns:w16sdtdh="http://schemas.microsoft.com/office/word/2020/wordml/sdtdatahash" xmlns:w16sdtfl="http://schemas.microsoft.com/office/word/2024/wordml/sdtformatlock" xmlns:w16se="http://schemas.microsoft.com/office/word/2015/wordml/symex" xmlns:wpg="http://schemas.microsoft.com/office/word/2010/wordprocessingGroup" xmlns:wpi="http://schemas.microsoft.com/office/word/2010/wordprocessingInk" xmlns:wne="http://schemas.microsoft.com/office/word/2006/wordml" xmlns:wps="http://schemas.microsoft.com/office/word/2010/wordprocessingShape" mc:Ignorable="w14 w15 w16se w16cid w16 w16cex w16sdtdh w16sdtfl w16du wp14">
   <w:p>
     <w:pPr>
       <w:pStyle w:val="Header"/>
@@ -1196,7 +1228,7 @@
 </file>
 
 <file path=word/header2.xml><?xml version="1.0" encoding="utf-8"?>
-<w:hdr xmlns:wpc="http://schemas.microsoft.com/office/word/2010/wordprocessingCanvas" xmlns:cx="http://schemas.microsoft.com/office/drawing/2014/chartex" xmlns:cx1="http://schemas.microsoft.com/office/drawing/2015/9/8/chartex" xmlns:cx2="http://schemas.microsoft.com/office/drawing/2015/10/21/chartex" xmlns:cx3="http://schemas.microsoft.com/office/drawing/2016/5/9/chartex" xmlns:cx4="http://schemas.microsoft.com/office/drawing/2016/5/10/chartex" xmlns:cx5="http://schemas.microsoft.com/office/drawing/2016/5/11/chartex" xmlns:cx6="http://schemas.microsoft.com/office/drawing/2016/5/12/chartex" xmlns:cx7="http://schemas.microsoft.com/office/drawing/2016/5/13/chartex" xmlns:cx8="http://schemas.microsoft.com/office/drawing/2016/5/14/chartex" xmlns:mc="http://schemas.openxmlformats.org/markup-compatibility/2006" xmlns:aink="http://schemas.microsoft.com/office/drawing/2016/ink" xmlns:am3d="http://schemas.microsoft.com/office/drawing/2017/model3d" xmlns:o="urn:schemas-microsoft-com:office:office" xmlns:oel="http://schemas.microsoft.com/office/2019/extlst" xmlns:r="http://schemas.openxmlformats.org/officeDocument/2006/relationships" xmlns:m="http://schemas.openxmlformats.org/officeDocument/2006/math" xmlns:v="urn:schemas-microsoft-com:vml" xmlns:wp14="http://schemas.microsoft.com/office/word/2010/wordprocessingDrawing" xmlns:wp="http://schemas.openxmlformats.org/drawingml/2006/wordprocessingDrawing" xmlns:w10="urn:schemas-microsoft-com:office:word" xmlns:w="http://schemas.openxmlformats.org/wordprocessingml/2006/main" xmlns:w14="http://schemas.microsoft.com/office/word/2010/wordml" xmlns:w15="http://schemas.microsoft.com/office/word/2012/wordml" xmlns:w16cex="http://schemas.microsoft.com/office/word/2018/wordml/cex" xmlns:w16cid="http://schemas.microsoft.com/office/word/2016/wordml/cid" xmlns:w16="http://schemas.microsoft.com/office/word/2018/wordml" xmlns:w16sdtdh="http://schemas.microsoft.com/office/word/2020/wordml/sdtdatahash" xmlns:w16se="http://schemas.microsoft.com/office/word/2015/wordml/symex" xmlns:wpg="http://schemas.microsoft.com/office/word/2010/wordprocessingGroup" xmlns:wpi="http://schemas.microsoft.com/office/word/2010/wordprocessingInk" xmlns:wne="http://schemas.microsoft.com/office/word/2006/wordml" xmlns:wps="http://schemas.microsoft.com/office/word/2010/wordprocessingShape" mc:Ignorable="w14 w15 w16se w16cid w16 w16cex w16sdtdh wp14">
+<w:hdr xmlns:wpc="http://schemas.microsoft.com/office/word/2010/wordprocessingCanvas" xmlns:cx="http://schemas.microsoft.com/office/drawing/2014/chartex" xmlns:cx1="http://schemas.microsoft.com/office/drawing/2015/9/8/chartex" xmlns:cx2="http://schemas.microsoft.com/office/drawing/2015/10/21/chartex" xmlns:cx3="http://schemas.microsoft.com/office/drawing/2016/5/9/chartex" xmlns:cx4="http://schemas.microsoft.com/office/drawing/2016/5/10/chartex" xmlns:cx5="http://schemas.microsoft.com/office/drawing/2016/5/11/chartex" xmlns:cx6="http://schemas.microsoft.com/office/drawing/2016/5/12/chartex" xmlns:cx7="http://schemas.microsoft.com/office/drawing/2016/5/13/chartex" xmlns:cx8="http://schemas.microsoft.com/office/drawing/2016/5/14/chartex" xmlns:mc="http://schemas.openxmlformats.org/markup-compatibility/2006" xmlns:aink="http://schemas.microsoft.com/office/drawing/2016/ink" xmlns:am3d="http://schemas.microsoft.com/office/drawing/2017/model3d" xmlns:o="urn:schemas-microsoft-com:office:office" xmlns:oel="http://schemas.microsoft.com/office/2019/extlst" xmlns:r="http://schemas.openxmlformats.org/officeDocument/2006/relationships" xmlns:m="http://schemas.openxmlformats.org/officeDocument/2006/math" xmlns:v="urn:schemas-microsoft-com:vml" xmlns:wp14="http://schemas.microsoft.com/office/word/2010/wordprocessingDrawing" xmlns:wp="http://schemas.openxmlformats.org/drawingml/2006/wordprocessingDrawing" xmlns:w10="urn:schemas-microsoft-com:office:word" xmlns:w="http://schemas.openxmlformats.org/wordprocessingml/2006/main" xmlns:w14="http://schemas.microsoft.com/office/word/2010/wordml" xmlns:w15="http://schemas.microsoft.com/office/word/2012/wordml" xmlns:w16cex="http://schemas.microsoft.com/office/word/2018/wordml/cex" xmlns:w16cid="http://schemas.microsoft.com/office/word/2016/wordml/cid" xmlns:w16="http://schemas.microsoft.com/office/word/2018/wordml" xmlns:w16du="http://schemas.microsoft.com/office/word/2023/wordml/word16du" xmlns:w16sdtdh="http://schemas.microsoft.com/office/word/2020/wordml/sdtdatahash" xmlns:w16sdtfl="http://schemas.microsoft.com/office/word/2024/wordml/sdtformatlock" xmlns:w16se="http://schemas.microsoft.com/office/word/2015/wordml/symex" xmlns:wpg="http://schemas.microsoft.com/office/word/2010/wordprocessingGroup" xmlns:wpi="http://schemas.microsoft.com/office/word/2010/wordprocessingInk" xmlns:wne="http://schemas.microsoft.com/office/word/2006/wordml" xmlns:wps="http://schemas.microsoft.com/office/word/2010/wordprocessingShape" mc:Ignorable="w14 w15 w16se w16cid w16 w16cex w16sdtdh w16sdtfl w16du wp14">
   <w:p>
     <w:pPr>
       <w:pStyle w:val="Header"/>
@@ -1207,7 +1239,7 @@
 </file>
 
 <file path=word/header3.xml><?xml version="1.0" encoding="utf-8"?>
-<w:hdr xmlns:wpc="http://schemas.microsoft.com/office/word/2010/wordprocessingCanvas" xmlns:cx="http://schemas.microsoft.com/office/drawing/2014/chartex" xmlns:cx1="http://schemas.microsoft.com/office/drawing/2015/9/8/chartex" xmlns:cx2="http://schemas.microsoft.com/office/drawing/2015/10/21/chartex" xmlns:cx3="http://schemas.microsoft.com/office/drawing/2016/5/9/chartex" xmlns:cx4="http://schemas.microsoft.com/office/drawing/2016/5/10/chartex" xmlns:cx5="http://schemas.microsoft.com/office/drawing/2016/5/11/chartex" xmlns:cx6="http://schemas.microsoft.com/office/drawing/2016/5/12/chartex" xmlns:cx7="http://schemas.microsoft.com/office/drawing/2016/5/13/chartex" xmlns:cx8="http://schemas.microsoft.com/office/drawing/2016/5/14/chartex" xmlns:mc="http://schemas.openxmlformats.org/markup-compatibility/2006" xmlns:aink="http://schemas.microsoft.com/office/drawing/2016/ink" xmlns:am3d="http://schemas.microsoft.com/office/drawing/2017/model3d" xmlns:o="urn:schemas-microsoft-com:office:office" xmlns:oel="http://schemas.microsoft.com/office/2019/extlst" xmlns:r="http://schemas.openxmlformats.org/officeDocument/2006/relationships" xmlns:m="http://schemas.openxmlformats.org/officeDocument/2006/math" xmlns:v="urn:schemas-microsoft-com:vml" xmlns:wp14="http://schemas.microsoft.com/office/word/2010/wordprocessingDrawing" xmlns:wp="http://schemas.openxmlformats.org/drawingml/2006/wordprocessingDrawing" xmlns:w10="urn:schemas-microsoft-com:office:word" xmlns:w="http://schemas.openxmlformats.org/wordprocessingml/2006/main" xmlns:w14="http://schemas.microsoft.com/office/word/2010/wordml" xmlns:w15="http://schemas.microsoft.com/office/word/2012/wordml" xmlns:w16cex="http://schemas.microsoft.com/office/word/2018/wordml/cex" xmlns:w16cid="http://schemas.microsoft.com/office/word/2016/wordml/cid" xmlns:w16="http://schemas.microsoft.com/office/word/2018/wordml" xmlns:w16sdtdh="http://schemas.microsoft.com/office/word/2020/wordml/sdtdatahash" xmlns:w16se="http://schemas.microsoft.com/office/word/2015/wordml/symex" xmlns:wpg="http://schemas.microsoft.com/office/word/2010/wordprocessingGroup" xmlns:wpi="http://schemas.microsoft.com/office/word/2010/wordprocessingInk" xmlns:wne="http://schemas.microsoft.com/office/word/2006/wordml" xmlns:wps="http://schemas.microsoft.com/office/word/2010/wordprocessingShape" mc:Ignorable="w14 w15 w16se w16cid w16 w16cex w16sdtdh wp14">
+<w:hdr xmlns:wpc="http://schemas.microsoft.com/office/word/2010/wordprocessingCanvas" xmlns:cx="http://schemas.microsoft.com/office/drawing/2014/chartex" xmlns:cx1="http://schemas.microsoft.com/office/drawing/2015/9/8/chartex" xmlns:cx2="http://schemas.microsoft.com/office/drawing/2015/10/21/chartex" xmlns:cx3="http://schemas.microsoft.com/office/drawing/2016/5/9/chartex" xmlns:cx4="http://schemas.microsoft.com/office/drawing/2016/5/10/chartex" xmlns:cx5="http://schemas.microsoft.com/office/drawing/2016/5/11/chartex" xmlns:cx6="http://schemas.microsoft.com/office/drawing/2016/5/12/chartex" xmlns:cx7="http://schemas.microsoft.com/office/drawing/2016/5/13/chartex" xmlns:cx8="http://schemas.microsoft.com/office/drawing/2016/5/14/chartex" xmlns:mc="http://schemas.openxmlformats.org/markup-compatibility/2006" xmlns:aink="http://schemas.microsoft.com/office/drawing/2016/ink" xmlns:am3d="http://schemas.microsoft.com/office/drawing/2017/model3d" xmlns:o="urn:schemas-microsoft-com:office:office" xmlns:oel="http://schemas.microsoft.com/office/2019/extlst" xmlns:r="http://schemas.openxmlformats.org/officeDocument/2006/relationships" xmlns:m="http://schemas.openxmlformats.org/officeDocument/2006/math" xmlns:v="urn:schemas-microsoft-com:vml" xmlns:wp14="http://schemas.microsoft.com/office/word/2010/wordprocessingDrawing" xmlns:wp="http://schemas.openxmlformats.org/drawingml/2006/wordprocessingDrawing" xmlns:w10="urn:schemas-microsoft-com:office:word" xmlns:w="http://schemas.openxmlformats.org/wordprocessingml/2006/main" xmlns:w14="http://schemas.microsoft.com/office/word/2010/wordml" xmlns:w15="http://schemas.microsoft.com/office/word/2012/wordml" xmlns:w16cex="http://schemas.microsoft.com/office/word/2018/wordml/cex" xmlns:w16cid="http://schemas.microsoft.com/office/word/2016/wordml/cid" xmlns:w16="http://schemas.microsoft.com/office/word/2018/wordml" xmlns:w16du="http://schemas.microsoft.com/office/word/2023/wordml/word16du" xmlns:w16sdtdh="http://schemas.microsoft.com/office/word/2020/wordml/sdtdatahash" xmlns:w16sdtfl="http://schemas.microsoft.com/office/word/2024/wordml/sdtformatlock" xmlns:w16se="http://schemas.microsoft.com/office/word/2015/wordml/symex" xmlns:wpg="http://schemas.microsoft.com/office/word/2010/wordprocessingGroup" xmlns:wpi="http://schemas.microsoft.com/office/word/2010/wordprocessingInk" xmlns:wne="http://schemas.microsoft.com/office/word/2006/wordml" xmlns:wps="http://schemas.microsoft.com/office/word/2010/wordprocessingShape" mc:Ignorable="w14 w15 w16se w16cid w16 w16cex w16sdtdh w16sdtfl w16du wp14">
   <w:p>
     <w:pPr>
       <w:pStyle w:val="Header"/>
@@ -1216,7 +1248,7 @@
     <w:r>
       <w:tab/>
       <w:tab/>
-      <w:t>2026-06-17</w:t>
+      <w:t>2026-06-18</w:t>
       <w:br/>
       <w:br/>
     </w:r>
@@ -1233,7 +1265,7 @@
 </file>
 
 <file path=word/numbering.xml><?xml version="1.0" encoding="utf-8"?>
-<w:numbering xmlns:wpc="http://schemas.microsoft.com/office/word/2010/wordprocessingCanvas" xmlns:cx="http://schemas.microsoft.com/office/drawing/2014/chartex" xmlns:cx1="http://schemas.microsoft.com/office/drawing/2015/9/8/chartex" xmlns:cx2="http://schemas.microsoft.com/office/drawing/2015/10/21/chartex" xmlns:cx3="http://schemas.microsoft.com/office/drawing/2016/5/9/chartex" xmlns:cx4="http://schemas.microsoft.com/office/drawing/2016/5/10/chartex" xmlns:cx5="http://schemas.microsoft.com/office/drawing/2016/5/11/chartex" xmlns:cx6="http://schemas.microsoft.com/office/drawing/2016/5/12/chartex" xmlns:cx7="http://schemas.microsoft.com/office/drawing/2016/5/13/chartex" xmlns:cx8="http://schemas.microsoft.com/office/drawing/2016/5/14/chartex" xmlns:mc="http://schemas.openxmlformats.org/markup-compatibility/2006" xmlns:aink="http://schemas.microsoft.com/office/drawing/2016/ink" xmlns:am3d="http://schemas.microsoft.com/office/drawing/2017/model3d" xmlns:o="urn:schemas-microsoft-com:office:office" xmlns:oel="http://schemas.microsoft.com/office/2019/extlst" xmlns:r="http://schemas.openxmlformats.org/officeDocument/2006/relationships" xmlns:m="http://schemas.openxmlformats.org/officeDocument/2006/math" xmlns:v="urn:schemas-microsoft-com:vml" xmlns:wp14="http://schemas.microsoft.com/office/word/2010/wordprocessingDrawing" xmlns:wp="http://schemas.openxmlformats.org/drawingml/2006/wordprocessingDrawing" xmlns:w10="urn:schemas-microsoft-com:office:word" xmlns:w="http://schemas.openxmlformats.org/wordprocessingml/2006/main" xmlns:w14="http://schemas.microsoft.com/office/word/2010/wordml" xmlns:w15="http://schemas.microsoft.com/office/word/2012/wordml" xmlns:w16cex="http://schemas.microsoft.com/office/word/2018/wordml/cex" xmlns:w16cid="http://schemas.microsoft.com/office/word/2016/wordml/cid" xmlns:w16="http://schemas.microsoft.com/office/word/2018/wordml" xmlns:w16sdtdh="http://schemas.microsoft.com/office/word/2020/wordml/sdtdatahash" xmlns:w16se="http://schemas.microsoft.com/office/word/2015/wordml/symex" xmlns:wpg="http://schemas.microsoft.com/office/word/2010/wordprocessingGroup" xmlns:wpi="http://schemas.microsoft.com/office/word/2010/wordprocessingInk" xmlns:wne="http://schemas.microsoft.com/office/word/2006/wordml" xmlns:wps="http://schemas.microsoft.com/office/word/2010/wordprocessingShape" mc:Ignorable="w14 w15 w16se w16cid w16 w16cex w16sdtdh wp14">
+<w:numbering xmlns:wpc="http://schemas.microsoft.com/office/word/2010/wordprocessingCanvas" xmlns:cx="http://schemas.microsoft.com/office/drawing/2014/chartex" xmlns:cx1="http://schemas.microsoft.com/office/drawing/2015/9/8/chartex" xmlns:cx2="http://schemas.microsoft.com/office/drawing/2015/10/21/chartex" xmlns:cx3="http://schemas.microsoft.com/office/drawing/2016/5/9/chartex" xmlns:cx4="http://schemas.microsoft.com/office/drawing/2016/5/10/chartex" xmlns:cx5="http://schemas.microsoft.com/office/drawing/2016/5/11/chartex" xmlns:cx6="http://schemas.microsoft.com/office/drawing/2016/5/12/chartex" xmlns:cx7="http://schemas.microsoft.com/office/drawing/2016/5/13/chartex" xmlns:cx8="http://schemas.microsoft.com/office/drawing/2016/5/14/chartex" xmlns:mc="http://schemas.openxmlformats.org/markup-compatibility/2006" xmlns:aink="http://schemas.microsoft.com/office/drawing/2016/ink" xmlns:am3d="http://schemas.microsoft.com/office/drawing/2017/model3d" xmlns:o="urn:schemas-microsoft-com:office:office" xmlns:oel="http://schemas.microsoft.com/office/2019/extlst" xmlns:r="http://schemas.openxmlformats.org/officeDocument/2006/relationships" xmlns:m="http://schemas.openxmlformats.org/officeDocument/2006/math" xmlns:v="urn:schemas-microsoft-com:vml" xmlns:wp14="http://schemas.microsoft.com/office/word/2010/wordprocessingDrawing" xmlns:wp="http://schemas.openxmlformats.org/drawingml/2006/wordprocessingDrawing" xmlns:w10="urn:schemas-microsoft-com:office:word" xmlns:w="http://schemas.openxmlformats.org/wordprocessingml/2006/main" xmlns:w14="http://schemas.microsoft.com/office/word/2010/wordml" xmlns:w15="http://schemas.microsoft.com/office/word/2012/wordml" xmlns:w16cex="http://schemas.microsoft.com/office/word/2018/wordml/cex" xmlns:w16cid="http://schemas.microsoft.com/office/word/2016/wordml/cid" xmlns:w16="http://schemas.microsoft.com/office/word/2018/wordml" xmlns:w16du="http://schemas.microsoft.com/office/word/2023/wordml/word16du" xmlns:w16sdtdh="http://schemas.microsoft.com/office/word/2020/wordml/sdtdatahash" xmlns:w16sdtfl="http://schemas.microsoft.com/office/word/2024/wordml/sdtformatlock" xmlns:w16se="http://schemas.microsoft.com/office/word/2015/wordml/symex" xmlns:wpg="http://schemas.microsoft.com/office/word/2010/wordprocessingGroup" xmlns:wpi="http://schemas.microsoft.com/office/word/2010/wordprocessingInk" xmlns:wne="http://schemas.microsoft.com/office/word/2006/wordml" xmlns:wps="http://schemas.microsoft.com/office/word/2010/wordprocessingShape" mc:Ignorable="w14 w15 w16se w16cid w16 w16cex w16sdtdh w16sdtfl w16du wp14">
   <w:abstractNum w:abstractNumId="0" w15:restartNumberingAfterBreak="0">
     <w:nsid w:val="FFFFFF7C"/>
     <w:multiLevelType w:val="singleLevel"/>
@@ -1436,7 +1468,7 @@
 </file>
 
 <file path=word/styles.xml><?xml version="1.0" encoding="utf-8"?>
-<w:styles xmlns:mc="http://schemas.openxmlformats.org/markup-compatibility/2006" xmlns:r="http://schemas.openxmlformats.org/officeDocument/2006/relationships" xmlns:w="http://schemas.openxmlformats.org/wordprocessingml/2006/main" xmlns:w14="http://schemas.microsoft.com/office/word/2010/wordml" xmlns:w15="http://schemas.microsoft.com/office/word/2012/wordml" xmlns:w16cex="http://schemas.microsoft.com/office/word/2018/wordml/cex" xmlns:w16cid="http://schemas.microsoft.com/office/word/2016/wordml/cid" xmlns:w16="http://schemas.microsoft.com/office/word/2018/wordml" xmlns:w16sdtdh="http://schemas.microsoft.com/office/word/2020/wordml/sdtdatahash" xmlns:w16se="http://schemas.microsoft.com/office/word/2015/wordml/symex" mc:Ignorable="w14 w15 w16se w16cid w16 w16cex w16sdtdh">
+<w:styles xmlns:mc="http://schemas.openxmlformats.org/markup-compatibility/2006" xmlns:r="http://schemas.openxmlformats.org/officeDocument/2006/relationships" xmlns:w="http://schemas.openxmlformats.org/wordprocessingml/2006/main" xmlns:w14="http://schemas.microsoft.com/office/word/2010/wordml" xmlns:w15="http://schemas.microsoft.com/office/word/2012/wordml" xmlns:w16cex="http://schemas.microsoft.com/office/word/2018/wordml/cex" xmlns:w16cid="http://schemas.microsoft.com/office/word/2016/wordml/cid" xmlns:w16="http://schemas.microsoft.com/office/word/2018/wordml" xmlns:w16du="http://schemas.microsoft.com/office/word/2023/wordml/word16du" xmlns:w16sdtdh="http://schemas.microsoft.com/office/word/2020/wordml/sdtdatahash" xmlns:w16sdtfl="http://schemas.microsoft.com/office/word/2024/wordml/sdtformatlock" xmlns:w16se="http://schemas.microsoft.com/office/word/2015/wordml/symex" mc:Ignorable="w14 w15 w16se w16cid w16 w16cex w16sdtdh w16sdtfl w16du">
   <w:docDefaults>
     <w:rPrDefault>
       <w:rPr>
@@ -2194,7 +2226,7 @@
     <w:link w:val="TitleChar"/>
     <w:uiPriority w:val="10"/>
     <w:qFormat/>
-    <w:rsid w:val="007106C8"/>
+    <w:rsid w:val="00E854FA"/>
     <w:pPr>
       <w:spacing w:after="300" w:line="240" w:lineRule="auto"/>
       <w:contextualSpacing/>
@@ -2204,7 +2236,7 @@
       <w:rFonts w:eastAsiaTheme="majorEastAsia" w:cstheme="majorBidi"/>
       <w:spacing w:val="5"/>
       <w:kern w:val="28"/>
-      <w:sz w:val="52"/>
+      <w:sz w:val="40"/>
       <w:szCs w:val="52"/>
       <w:lang w:val="sv-SE" w:eastAsia="en-US" w:bidi="ar-SA"/>
     </w:rPr>
@@ -2214,12 +2246,12 @@
     <w:basedOn w:val="DefaultParagraphFont"/>
     <w:link w:val="Title"/>
     <w:uiPriority w:val="10"/>
-    <w:rsid w:val="007106C8"/>
+    <w:rsid w:val="00E854FA"/>
     <w:rPr>
       <w:rFonts w:ascii="Times New Roman" w:eastAsiaTheme="majorEastAsia" w:hAnsi="Times New Roman" w:cstheme="majorBidi"/>
       <w:spacing w:val="5"/>
       <w:kern w:val="28"/>
-      <w:sz w:val="52"/>
+      <w:sz w:val="40"/>
       <w:szCs w:val="52"/>
       <w:lang w:val="sv-SE" w:eastAsia="en-US" w:bidi="ar-SA"/>
     </w:rPr>

--- a/klagomål/A 16286-2026 FSC-klagomål.docx
+++ b/klagomål/A 16286-2026 FSC-klagomål.docx
@@ -1248,7 +1248,7 @@
     <w:r>
       <w:tab/>
       <w:tab/>
-      <w:t>2026-06-18</w:t>
+      <w:t>2026-06-19</w:t>
       <w:br/>
       <w:br/>
     </w:r>

--- a/klagomål/A 16286-2026 FSC-klagomål.docx
+++ b/klagomål/A 16286-2026 FSC-klagomål.docx
@@ -1248,7 +1248,7 @@
     <w:r>
       <w:tab/>
       <w:tab/>
-      <w:t>2026-06-19</w:t>
+      <w:t>2026-06-20</w:t>
       <w:br/>
       <w:br/>
     </w:r>

--- a/klagomål/A 16286-2026 FSC-klagomål.docx
+++ b/klagomål/A 16286-2026 FSC-klagomål.docx
@@ -168,38 +168,7 @@
     </w:p>
     <w:p>
       <w:r>
-        <w:t>Detta dokument behandlar höga naturvärden i avverkningsanmälan A 16286-2026 i Nora kommun som inkom 2026-03-30 och omfattar 4,6 ha.</w:t>
-      </w:r>
-    </w:p>
-    <w:p>
-      <w:r>
-        <w:t>Nedan presenteras fynd av naturvårdsarter och fridlysta arter som gjorts i det avverkningsanmälda området, samt relevanta utdrag ur standarderna för FSC, Chain of Custody, Controlled Wood och PEFC. I BILAGA 1 finns artfakta om fridlysta och rödlistade arter.</w:t>
-      </w:r>
-    </w:p>
-    <w:p>
-      <w:r>
-        <w:t>Vi förväntar oss att ni återkommer med ett skriftligt svar på vårt klagomål och även beskriver vilka korrigerande åtgärder ni satt in för att rätta till identifierade brister i er efterlevnad av den svenska FSC standarden.</w:t>
-      </w:r>
-    </w:p>
-    <w:p>
-      <w:pPr>
-        <w:pStyle w:val="Heading1"/>
-      </w:pPr>
-      <w:r>
-        <w:t>Naturvårdsarter</w:t>
-      </w:r>
-    </w:p>
-    <w:p>
-      <w:r>
-        <w:t>I och inom 15 meter från avverkningsanmälan har följande 9 naturvårdsarter hittats: dropptaggsvamp (NT, T), motaggsvamp (NT, T), orange taggsvamp (NT, T), mindre märgborre (S, T), rostfläck (S, T), vedticka (S, T), spillkråka (T, §4), tjäder (T, §4) och fläcknycklar (§8). Av dessa är 3 rödlistade. För rödlistade arter har rödlistekategorin angivits inom parentes. Arter som är signalarter enligt Skogsstyrelsen har markerats med (S). Typiska arter inom Natura 2000 som är kopplade till skogsekosystem har markerats med (T). För fridlysta arter anges även paragrafen i Artskyddsförordningen som arten är fridlyst enligt.</w:t>
-      </w:r>
-    </w:p>
-    <w:p>
-      <w:r>
-        <w:t>De påträffade naturvårdsarterna är ett tydligt kvitto på att det rör sig om en skog med höga naturvärden.</w:t>
-      </w:r>
-      <w:r>
-        <w:t xml:space="preserve"> I Figur 1 visas fyndplatser för naturvårdsarter i området, som finns registrerade på Artportalen.</w:t>
+        <w:t>Detta klagomål behandlar höga naturvärden i avverkningsanmälan A 16286-2026 i Nora kommun som inkom 2026-03-30 och omfattar 4,6 ha.</w:t>
       </w:r>
     </w:p>
     <w:p>
@@ -247,34 +216,164 @@
         <w:spacing w:after="240"/>
       </w:pPr>
       <w:r>
-        <w:t>Figur 1. Fyndplatser för naturvårdsarter i och inom 15 meter från avverkningsanmälan (röd linje). Markörer utan svart kant är placerade på fyndplatsen. Markörer med svart kant är placerade vid sidan av fyndplatsen och har ett svart streck som visar fyndplatsens exakta position. Kartans mittpunktskoordinat är N 6608375, E 489696 i SWEREF 99 TM.</w:t>
+        <w:t>Figur 1. Fyndplatser för naturvårdsarter i och inom 15 meter från avverkningsanmälan. Markörer utan svart kant är placerade på fyndplatsen. Markörer med svart kant är placerade vid sidan av fyndplatsen har ett svart streck som visar fyndplatsens exakta position. Kartans mittpunktskoordinat är N 6608375, E 489696 i SWEREF 99 TM.</w:t>
+      </w:r>
+    </w:p>
+    <w:p>
+      <w:r>
+        <w:t>I och inom 15 meter från avverkningsanmälan finns fynd av 9 naturvårdsarter, varav 3 är rödlistade, 3 är fridlysta, 8 är typiska (T) och 3 är signalarter (S): dropptaggsvamp (NT, T), motaggsvamp (NT, T), orange taggsvamp (NT, T), mindre märgborre (S, T), rostfläck (S, T), vedticka (S, T), spillkråka (T, §4), tjäder (T, §4) och fläcknycklar (§8). Se Figur 1.</w:t>
+      </w:r>
+    </w:p>
+    <w:p>
+      <w:r>
+        <w:t>Nedan presenteras relevanta utdrag ur standarderna för FSC, Chain of Custody, Controlled Wood och PEFC.</w:t>
+      </w:r>
+    </w:p>
+    <w:p>
+      <w:r>
+        <w:t>Vi förväntar oss att ni återkommer med ett skriftligt svar på vårt klagomål och även beskriver vilka korrigerande åtgärder ni satt in för att rätta till identifierade brister i er efterlevnad av den svenska FSC standarden.</w:t>
       </w:r>
     </w:p>
     <w:p>
       <w:pPr>
-        <w:pStyle w:val="Heading2"/>
+        <w:pStyle w:val="Heading1"/>
       </w:pPr>
       <w:r>
-        <w:t>Fridlysta arter</w:t>
+        <w:t>Naturvårdsarter och fridlysta arter</w:t>
       </w:r>
     </w:p>
     <w:p>
       <w:r>
-        <w:t>Följande fridlysta arter har sina livsmiljöer och växtplatser i den avverkningsanmälda skogen: spillkråka (T, §4), tjäder (T, §4) och fläcknycklar (§8).</w:t>
+        <w:t>Nedan följer beskrivningar av de naturvårdsarter och fridlysta arter som har sina livsmiljöer och växtplatser i den avverkningsanmälda skogen. Se även ytterligare artfakta i BILAGA 1. De påträffade naturvårdsarterna är ett tydligt kvitto på att det rör sig om en skog med höga naturvärden.</w:t>
       </w:r>
     </w:p>
     <w:p>
-      <w:r>
-        <w:t xml:space="preserve">Observera att medlemsländerna är skyldiga att agera i enlighet med EU:s fågeldirektiv där det uttryckligen står att direktivet gäller för fåglar samt för deras ägg, bon och </w:t>
-      </w:r>
       <w:r>
         <w:rPr>
           <w:b/>
         </w:rPr>
-        <w:t xml:space="preserve">livsmiljöer </w:t>
-      </w:r>
-      <w:r>
-        <w:t>(artikel 1). Vidare att de åtgärder som vidtas inte får leda till en försämring av den nuvarande situationen beträffande bevarandet av de fågelarter som avses i artikel 1 (artikel 13). Fågeldirektivet är styrande för tillsynsansvariga myndigheters ärendehantering, ställningstaganden och beslutsfattande.</w:t>
+        <w:t>Dropptaggsvamp (NT)</w:t>
+      </w:r>
+      <w:r>
+        <w:t xml:space="preserve"> bildar mykorrhiza med tall, främst i barrskog med trädkontinuitet, i magra, torra och ljusöppna lavtallskogar och i barrblandskogar med friskmossor och lingon i fältskiktet. Den totala populationen i landet har minskat och bedöms fortsätta minska till följd av slutavverkningar av tallskog. Det är högst oklart om arten långsiktigt kan etablera och reproducera sig i skogsbestånd som brukas med trakthyggesmetoder, markberedning, gödsling eller föryngring med förädlat plantmaterial. Uppfyller kriterierna för att bli rödlistad på grund av ny kunskap som visar att en större andel av populationen än tidigare bedömt är knuten till kontinuitetsbarrskog. Minskningstakten för den svenska populationen bedöms vara nära gränsvärdet för Sårbar (VU). Dropptaggsvamp är typisk art för </w:t>
+      </w:r>
+      <w:r>
+        <w:rPr>
+          <w:i/>
+        </w:rPr>
+        <w:t xml:space="preserve">9010 Taiga </w:t>
+      </w:r>
+      <w:r>
+        <w:t>(SLU Artdatabanken, 2026).</w:t>
+      </w:r>
+    </w:p>
+    <w:p>
+      <w:r>
+        <w:rPr>
+          <w:b/>
+        </w:rPr>
+        <w:t xml:space="preserve">Motaggsvamp (NT) </w:t>
+      </w:r>
+      <w:r>
+        <w:t xml:space="preserve">bildar mykorrhiza med tall i tallskog och hittas huvudsakligen i äldre, glesare skogsbestånd och hällmarksimpediment. Arten hotas främst av skogsavverkning och tycks försvinna efter slutavverkning, markberedning och plantering. Motaggsvamp är typisk art för </w:t>
+      </w:r>
+      <w:r>
+        <w:rPr>
+          <w:i/>
+        </w:rPr>
+        <w:t>9010 Taiga</w:t>
+      </w:r>
+      <w:r>
+        <w:t xml:space="preserve"> (SLU Artdatabanken, 2024).</w:t>
+      </w:r>
+    </w:p>
+    <w:p>
+      <w:r>
+        <w:rPr>
+          <w:b/>
+        </w:rPr>
+        <w:t xml:space="preserve">Orange taggsvamp (NT) </w:t>
+      </w:r>
+      <w:r>
+        <w:t xml:space="preserve">bildar mykorrhiza med både gran och tall och den förekommer främst i äldre barrskogar med kontinuitetsskogskaraktär. Mest frekvent är den i äldre mossrik granskog, men då bara i skogar inom granens naturliga utbredningsområde och i bestånd med långvarig grankontinuitet. Den totala populationen i landet bedöms ha minskat kraftigt och fortsatt kommer att minska då arten är knuten till en produktiv skogsmiljö som successivt avverkas. Arten hotas främst av skogsavverkning och tycks försvinna efter slutavverkning, markberedning och plantering och det är inte känt att arten har återkommit i anlagd skog på tidigare kalmark. Orange taggsvamp är typisk art för </w:t>
+      </w:r>
+      <w:r>
+        <w:rPr>
+          <w:i/>
+        </w:rPr>
+        <w:t>9010 Taiga</w:t>
+      </w:r>
+      <w:r>
+        <w:t xml:space="preserve"> (SLU Artdatabanken, 2024).</w:t>
+      </w:r>
+    </w:p>
+    <w:p>
+      <w:r>
+        <w:rPr>
+          <w:b/>
+        </w:rPr>
+        <w:t>Mindre märgborre</w:t>
+      </w:r>
+      <w:r>
+        <w:t xml:space="preserve"> är en signalart för tallskog med höga naturvärden och betraktas tillsammans med skarptandad barkborre som nyckelarter för ett antal sällsynta åtgärdsprogramsarter som är beroende av deras gångsystem. Bland dessa kan nämnas avlång barkborre (VU), </w:t>
+      </w:r>
+      <w:r>
+        <w:rPr>
+          <w:i/>
+        </w:rPr>
+        <w:t>Corticeus longulus</w:t>
+      </w:r>
+      <w:r>
+        <w:t xml:space="preserve"> (VU), tallgångbagge (VU), cholodkovskys bastborre (NT) och tallbarksvartbagge (NT). Den mindre märgborrens måsvingeliknande gnaggångar är lätta att känna igen och hittas ofta på grova tallgrenar på marken. Rika förekomster av främst mindre märgborre men även skarptandad barkborre är en signal för artrikedom och inventeringar har visat att det är i skogar med en naturlig självgallring som det skapas förutsättningar för dessa arter samt de efterföljande åtgärdsprogramsarterna. Tallskogar med stark förekomst av mindre märgborre och skarptandad barkborre bör avsättas som reservat. Generellt bör hänsyn tas vid slutavverkning av talldominerad skog så att avverkningsrester som gren- och toppdelar lämnas. Mindre märgborre är typisk art för </w:t>
+      </w:r>
+      <w:r>
+        <w:rPr>
+          <w:i/>
+        </w:rPr>
+        <w:t>9060 Åsbarrskog</w:t>
+      </w:r>
+      <w:r>
+        <w:t xml:space="preserve"> (SLU Artdatabanken, 2026; Pettersson, 2014; Hedgren, 2012; Gunnarsson m fl., 1999).</w:t>
+      </w:r>
+    </w:p>
+    <w:p>
+      <w:r>
+        <w:rPr>
+          <w:b/>
+        </w:rPr>
+        <w:t xml:space="preserve">Rostfläck </w:t>
+      </w:r>
+      <w:r>
+        <w:t xml:space="preserve">signalerar framför allt höga naturvärden i östra Sverige samt norr om den naturliga norrlandsgränsen. Arten indikerar här skogsmiljöer som under lång tid haft ett konstant fuktigt mikroklimat. Rika förekomster i Norrland visar sannolikt på bestånd med långvarig kontinuitet av gamla träd. När laven påträffas i alkärr signalerar den höga naturvärden inom hela sitt utbredningsområde. Rostfläck är typisk art för </w:t>
+      </w:r>
+      <w:r>
+        <w:rPr>
+          <w:i/>
+        </w:rPr>
+        <w:t xml:space="preserve">9190 Näringsfattig ekskog </w:t>
+      </w:r>
+      <w:r>
+        <w:t>(Nitare &amp; Skogsstyrelsen, 2019; SLU Artdatabanken, 2025).</w:t>
+      </w:r>
+    </w:p>
+    <w:p>
+      <w:r>
+        <w:rPr>
+          <w:b/>
+        </w:rPr>
+        <w:t xml:space="preserve">Vedticka </w:t>
+      </w:r>
+      <w:r>
+        <w:t xml:space="preserve">är en bra signalart söder om den naturliga norrlandsgränsen. Den är huvudsakligen knuten till äldre barrskogar där det föreligger långvarig kontinuitet av död barrved. Vedticka är typisk art för </w:t>
+      </w:r>
+      <w:r>
+        <w:rPr>
+          <w:i/>
+        </w:rPr>
+        <w:t xml:space="preserve">9010 Taiga </w:t>
+      </w:r>
+      <w:r>
+        <w:t>(Nitare &amp; Skogsstyrelsen, 2019; SLU Artdatabanken, 2025).</w:t>
       </w:r>
     </w:p>
     <w:p>
@@ -333,148 +432,6 @@
       </w:r>
       <w:r>
         <w:t>. Tjädern är en utpräglad skogsfågel knuten till större sammanhängande barrskogsområden. Tupparna och hönorna utnyttjar till viss del olika miljöer, och habitatvalet varierar dessutom mellan olika delar av året. För att det ska finnas livskraftiga tjäderbestånd krävs funktionella skogslandskap med en blandning av uppvuxen, gles och luckig skog, täta sumpskogar, myrar och andra små våtmarker. Arten försvinner när skogen fragmenteras och den sammanlagda arealen hyggen och andra öppna områden blir för stor. Ett småskaligt och försiktigt virkesuttag genom hyggesfria metoder kan i vissa fall vara möjligt i området inom 200 m från lekcentrum. Längre ut från lekcentrum, inom 200–500 m bör den avverkade ytan inte överskrida 1 hektar för att undvika alltför stora och snabba förändringar (Skogsstyrelsen, 2019; SLU Artdatabanken, 2024).</w:t>
-      </w:r>
-    </w:p>
-    <w:p>
-      <w:r>
-        <w:t>I BILAGA 1 finns mer detaljerad information om ekologi samt krav på livsmiljö hos fridlysta arter.</w:t>
-      </w:r>
-    </w:p>
-    <w:p>
-      <w:pPr>
-        <w:pStyle w:val="Heading2"/>
-      </w:pPr>
-      <w:r>
-        <w:t>Övriga naturvårdsarter</w:t>
-      </w:r>
-    </w:p>
-    <w:p>
-      <w:r>
-        <w:rPr>
-          <w:b/>
-        </w:rPr>
-        <w:t>Dropptaggsvamp (NT)</w:t>
-      </w:r>
-      <w:r>
-        <w:t xml:space="preserve"> bildar mykorrhiza med tall, främst i barrskog med trädkontinuitet, i magra, torra och ljusöppna lavtallskogar och i barrblandskogar med friskmossor och lingon i fältskiktet. Den totala populationen i landet har minskat och bedöms fortsätta minska till följd av slutavverkningar av tallskog. Det är högst oklart om arten långsiktigt kan etablera och reproducera sig i skogsbestånd som brukas med trakthyggesmetoder, markberedning, gödsling eller föryngring med förädlat plantmaterial. Uppfyller kriterierna för att bli rödlistad på grund av ny kunskap som visar att en större andel av populationen än tidigare bedömt är knuten till kontinuitetsbarrskog. Minskningstakten för den svenska populationen bedöms vara nära gränsvärdet för Sårbar (VU). Dropptaggsvamp är typisk art för </w:t>
-      </w:r>
-      <w:r>
-        <w:rPr>
-          <w:i/>
-        </w:rPr>
-        <w:t xml:space="preserve">9010 Taiga </w:t>
-      </w:r>
-      <w:r>
-        <w:t>(SLU Artdatabanken, 2026).</w:t>
-      </w:r>
-    </w:p>
-    <w:p>
-      <w:r>
-        <w:rPr>
-          <w:b/>
-        </w:rPr>
-        <w:t>Mindre märgborre</w:t>
-      </w:r>
-      <w:r>
-        <w:t xml:space="preserve"> är en signalart för tallskog med höga naturvärden och betraktas tillsammans med skarptandad barkborre som nyckelarter för ett antal sällsynta åtgärdsprogramsarter som är beroende av deras gångsystem. Bland dessa kan nämnas avlång barkborre (VU), </w:t>
-      </w:r>
-      <w:r>
-        <w:rPr>
-          <w:i/>
-        </w:rPr>
-        <w:t>Corticeus longulus</w:t>
-      </w:r>
-      <w:r>
-        <w:t xml:space="preserve"> (VU), tallgångbagge (VU), cholodkovskys bastborre (NT) och tallbarksvartbagge (NT). Den mindre märgborrens måsvingeliknande gnaggångar är lätta att känna igen och hittas ofta på grova tallgrenar på marken. Rika förekomster av främst mindre märgborre men även skarptandad barkborre är en signal för artrikedom och inventeringar har visat att det är i skogar med en naturlig självgallring som det skapas förutsättningar för dessa arter samt de efterföljande åtgärdsprogramsarterna. Tallskogar med stark förekomst av mindre märgborre och skarptandad barkborre bör avsättas som reservat. Generellt bör hänsyn tas vid slutavverkning av talldominerad skog så att avverkningsrester som gren- och toppdelar lämnas. Mindre märgborre är typisk art för </w:t>
-      </w:r>
-      <w:r>
-        <w:rPr>
-          <w:i/>
-        </w:rPr>
-        <w:t>9060 Åsbarrskog</w:t>
-      </w:r>
-      <w:r>
-        <w:t xml:space="preserve"> (SLU Artdatabanken, 2026; Pettersson, 2014; Hedgren, 2012; Gunnarsson m fl., 1999).</w:t>
-      </w:r>
-    </w:p>
-    <w:p>
-      <w:r>
-        <w:rPr>
-          <w:b/>
-        </w:rPr>
-        <w:t xml:space="preserve">Motaggsvamp (NT) </w:t>
-      </w:r>
-      <w:r>
-        <w:t xml:space="preserve">bildar mykorrhiza med tall i tallskog och hittas huvudsakligen i äldre, glesare skogsbestånd och hällmarksimpediment. Arten hotas främst av skogsavverkning och tycks försvinna efter slutavverkning, markberedning och plantering. Motaggsvamp är typisk art för </w:t>
-      </w:r>
-      <w:r>
-        <w:rPr>
-          <w:i/>
-        </w:rPr>
-        <w:t>9010 Taiga</w:t>
-      </w:r>
-      <w:r>
-        <w:t xml:space="preserve"> (SLU Artdatabanken, 2024).</w:t>
-      </w:r>
-    </w:p>
-    <w:p>
-      <w:r>
-        <w:rPr>
-          <w:b/>
-        </w:rPr>
-        <w:t xml:space="preserve">Orange taggsvamp (NT) </w:t>
-      </w:r>
-      <w:r>
-        <w:t xml:space="preserve">bildar mykorrhiza med både gran och tall och den förekommer främst i äldre barrskogar med kontinuitetsskogskaraktär. Mest frekvent är den i äldre mossrik granskog, men då bara i skogar inom granens naturliga utbredningsområde och i bestånd med långvarig grankontinuitet. Den totala populationen i landet bedöms ha minskat kraftigt och fortsatt kommer att minska då arten är knuten till en produktiv skogsmiljö som successivt avverkas. Arten hotas främst av skogsavverkning och tycks försvinna efter slutavverkning, markberedning och plantering och det är inte känt att arten har återkommit i anlagd skog på tidigare kalmark. Orange taggsvamp är typisk art för </w:t>
-      </w:r>
-      <w:r>
-        <w:rPr>
-          <w:i/>
-        </w:rPr>
-        <w:t>9010 Taiga</w:t>
-      </w:r>
-      <w:r>
-        <w:t xml:space="preserve"> (SLU Artdatabanken, 2024).</w:t>
-      </w:r>
-    </w:p>
-    <w:p>
-      <w:r>
-        <w:rPr>
-          <w:b/>
-        </w:rPr>
-        <w:t xml:space="preserve">Rostfläck </w:t>
-      </w:r>
-      <w:r>
-        <w:t xml:space="preserve">signalerar framför allt höga naturvärden i östra Sverige samt norr om den naturliga norrlandsgränsen. Arten indikerar här skogsmiljöer som under lång tid haft ett konstant fuktigt mikroklimat. Rika förekomster i Norrland visar sannolikt på bestånd med långvarig kontinuitet av gamla träd. När laven påträffas i alkärr signalerar den höga naturvärden inom hela sitt utbredningsområde. Rostfläck är typisk art för </w:t>
-      </w:r>
-      <w:r>
-        <w:rPr>
-          <w:i/>
-        </w:rPr>
-        <w:t xml:space="preserve">9190 Näringsfattig ekskog </w:t>
-      </w:r>
-      <w:r>
-        <w:t>(Nitare &amp; Skogsstyrelsen, 2019; SLU Artdatabanken, 2025).</w:t>
-      </w:r>
-    </w:p>
-    <w:p>
-      <w:r>
-        <w:rPr>
-          <w:b/>
-        </w:rPr>
-        <w:t xml:space="preserve">Vedticka </w:t>
-      </w:r>
-      <w:r>
-        <w:t xml:space="preserve">är en bra signalart söder om den naturliga norrlandsgränsen. Den är huvudsakligen knuten till äldre barrskogar där det föreligger långvarig kontinuitet av död barrved. Vedticka är typisk art för </w:t>
-      </w:r>
-      <w:r>
-        <w:rPr>
-          <w:i/>
-        </w:rPr>
-        <w:t xml:space="preserve">9010 Taiga </w:t>
-      </w:r>
-      <w:r>
-        <w:t>(Nitare &amp; Skogsstyrelsen, 2019; SLU Artdatabanken, 2025).</w:t>
       </w:r>
     </w:p>
     <w:p>
@@ -1248,7 +1205,7 @@
     <w:r>
       <w:tab/>
       <w:tab/>
-      <w:t>2026-06-20</w:t>
+      <w:t>2026-06-21</w:t>
       <w:br/>
       <w:br/>
     </w:r>

--- a/klagomål/A 16286-2026 FSC-klagomål.docx
+++ b/klagomål/A 16286-2026 FSC-klagomål.docx
@@ -1205,7 +1205,7 @@
     <w:r>
       <w:tab/>
       <w:tab/>
-      <w:t>2026-06-21</w:t>
+      <w:t>2026-06-22</w:t>
       <w:br/>
       <w:br/>
     </w:r>

--- a/klagomål/A 16286-2026 FSC-klagomål.docx
+++ b/klagomål/A 16286-2026 FSC-klagomål.docx
@@ -1205,7 +1205,7 @@
     <w:r>
       <w:tab/>
       <w:tab/>
-      <w:t>2026-06-22</w:t>
+      <w:t>2026-06-23</w:t>
       <w:br/>
       <w:br/>
     </w:r>

--- a/klagomål/A 16286-2026 FSC-klagomål.docx
+++ b/klagomål/A 16286-2026 FSC-klagomål.docx
@@ -1205,7 +1205,7 @@
     <w:r>
       <w:tab/>
       <w:tab/>
-      <w:t>2026-06-23</w:t>
+      <w:t>2026-06-24</w:t>
       <w:br/>
       <w:br/>
     </w:r>

--- a/klagomål/A 16286-2026 FSC-klagomål.docx
+++ b/klagomål/A 16286-2026 FSC-klagomål.docx
@@ -1205,7 +1205,7 @@
     <w:r>
       <w:tab/>
       <w:tab/>
-      <w:t>2026-06-24</w:t>
+      <w:t>2026-06-25</w:t>
       <w:br/>
       <w:br/>
     </w:r>

--- a/klagomål/A 16286-2026 FSC-klagomål.docx
+++ b/klagomål/A 16286-2026 FSC-klagomål.docx
@@ -1205,7 +1205,7 @@
     <w:r>
       <w:tab/>
       <w:tab/>
-      <w:t>2026-06-25</w:t>
+      <w:t>2026-06-26</w:t>
       <w:br/>
       <w:br/>
     </w:r>

--- a/klagomål/A 16286-2026 FSC-klagomål.docx
+++ b/klagomål/A 16286-2026 FSC-klagomål.docx
@@ -1205,7 +1205,7 @@
     <w:r>
       <w:tab/>
       <w:tab/>
-      <w:t>2026-06-26</w:t>
+      <w:t>2026-06-27</w:t>
       <w:br/>
       <w:br/>
     </w:r>

--- a/klagomål/A 16286-2026 FSC-klagomål.docx
+++ b/klagomål/A 16286-2026 FSC-klagomål.docx
@@ -1205,7 +1205,7 @@
     <w:r>
       <w:tab/>
       <w:tab/>
-      <w:t>2026-06-27</w:t>
+      <w:t>2026-06-28</w:t>
       <w:br/>
       <w:br/>
     </w:r>

--- a/klagomål/A 16286-2026 FSC-klagomål.docx
+++ b/klagomål/A 16286-2026 FSC-klagomål.docx
@@ -1205,7 +1205,7 @@
     <w:r>
       <w:tab/>
       <w:tab/>
-      <w:t>2026-06-28</w:t>
+      <w:t>2026-06-29</w:t>
       <w:br/>
       <w:br/>
     </w:r>

--- a/klagomål/A 16286-2026 FSC-klagomål.docx
+++ b/klagomål/A 16286-2026 FSC-klagomål.docx
@@ -1205,7 +1205,7 @@
     <w:r>
       <w:tab/>
       <w:tab/>
-      <w:t>2026-06-29</w:t>
+      <w:t>2026-06-30</w:t>
       <w:br/>
       <w:br/>
     </w:r>

--- a/klagomål/A 16286-2026 FSC-klagomål.docx
+++ b/klagomål/A 16286-2026 FSC-klagomål.docx
@@ -1205,7 +1205,7 @@
     <w:r>
       <w:tab/>
       <w:tab/>
-      <w:t>2026-06-30</w:t>
+      <w:t>2026-07-01</w:t>
       <w:br/>
       <w:br/>
     </w:r>

--- a/klagomål/A 16286-2026 FSC-klagomål.docx
+++ b/klagomål/A 16286-2026 FSC-klagomål.docx
@@ -1205,7 +1205,7 @@
     <w:r>
       <w:tab/>
       <w:tab/>
-      <w:t>2026-07-01</w:t>
+      <w:t>2026-07-02</w:t>
       <w:br/>
       <w:br/>
     </w:r>

--- a/klagomål/A 16286-2026 FSC-klagomål.docx
+++ b/klagomål/A 16286-2026 FSC-klagomål.docx
@@ -1205,7 +1205,7 @@
     <w:r>
       <w:tab/>
       <w:tab/>
-      <w:t>2026-07-13</w:t>
+      <w:t>2026-07-14</w:t>
       <w:br/>
       <w:br/>
     </w:r>

--- a/klagomål/A 16286-2026 FSC-klagomål.docx
+++ b/klagomål/A 16286-2026 FSC-klagomål.docx
@@ -1205,7 +1205,7 @@
     <w:r>
       <w:tab/>
       <w:tab/>
-      <w:t>2026-07-14</w:t>
+      <w:t>2026-07-15</w:t>
       <w:br/>
       <w:br/>
     </w:r>

--- a/klagomål/A 16286-2026 FSC-klagomål.docx
+++ b/klagomål/A 16286-2026 FSC-klagomål.docx
@@ -1205,7 +1205,7 @@
     <w:r>
       <w:tab/>
       <w:tab/>
-      <w:t>2026-07-15</w:t>
+      <w:t>2026-07-16</w:t>
       <w:br/>
       <w:br/>
     </w:r>

--- a/klagomål/A 16286-2026 FSC-klagomål.docx
+++ b/klagomål/A 16286-2026 FSC-klagomål.docx
@@ -1205,7 +1205,7 @@
     <w:r>
       <w:tab/>
       <w:tab/>
-      <w:t>2026-07-16</w:t>
+      <w:t>2026-07-17</w:t>
       <w:br/>
       <w:br/>
     </w:r>

--- a/klagomål/A 16286-2026 FSC-klagomål.docx
+++ b/klagomål/A 16286-2026 FSC-klagomål.docx
@@ -1205,7 +1205,7 @@
     <w:r>
       <w:tab/>
       <w:tab/>
-      <w:t>2026-07-17</w:t>
+      <w:t>2026-07-18</w:t>
       <w:br/>
       <w:br/>
     </w:r>

--- a/klagomål/A 16286-2026 FSC-klagomål.docx
+++ b/klagomål/A 16286-2026 FSC-klagomål.docx
@@ -1205,7 +1205,7 @@
     <w:r>
       <w:tab/>
       <w:tab/>
-      <w:t>2026-07-18</w:t>
+      <w:t>2026-07-19</w:t>
       <w:br/>
       <w:br/>
     </w:r>

--- a/klagomål/A 16286-2026 FSC-klagomål.docx
+++ b/klagomål/A 16286-2026 FSC-klagomål.docx
@@ -1205,7 +1205,7 @@
     <w:r>
       <w:tab/>
       <w:tab/>
-      <w:t>2026-07-19</w:t>
+      <w:t>2026-07-20</w:t>
       <w:br/>
       <w:br/>
     </w:r>

--- a/klagomål/A 16286-2026 FSC-klagomål.docx
+++ b/klagomål/A 16286-2026 FSC-klagomål.docx
@@ -1205,7 +1205,7 @@
     <w:r>
       <w:tab/>
       <w:tab/>
-      <w:t>2026-07-20</w:t>
+      <w:t>2026-07-21</w:t>
       <w:br/>
       <w:br/>
     </w:r>

--- a/klagomål/A 16286-2026 FSC-klagomål.docx
+++ b/klagomål/A 16286-2026 FSC-klagomål.docx
@@ -1205,7 +1205,7 @@
     <w:r>
       <w:tab/>
       <w:tab/>
-      <w:t>2026-07-21</w:t>
+      <w:t>2026-07-22</w:t>
       <w:br/>
       <w:br/>
     </w:r>

--- a/klagomål/A 16286-2026 FSC-klagomål.docx
+++ b/klagomål/A 16286-2026 FSC-klagomål.docx
@@ -1205,7 +1205,7 @@
     <w:r>
       <w:tab/>
       <w:tab/>
-      <w:t>2026-07-22</w:t>
+      <w:t>2026-07-23</w:t>
       <w:br/>
       <w:br/>
     </w:r>

--- a/klagomål/A 16286-2026 FSC-klagomål.docx
+++ b/klagomål/A 16286-2026 FSC-klagomål.docx
@@ -1205,7 +1205,7 @@
     <w:r>
       <w:tab/>
       <w:tab/>
-      <w:t>2026-07-23</w:t>
+      <w:t>2026-07-24</w:t>
       <w:br/>
       <w:br/>
     </w:r>

--- a/klagomål/A 16286-2026 FSC-klagomål.docx
+++ b/klagomål/A 16286-2026 FSC-klagomål.docx
@@ -1205,7 +1205,7 @@
     <w:r>
       <w:tab/>
       <w:tab/>
-      <w:t>2026-07-24</w:t>
+      <w:t>2026-07-25</w:t>
       <w:br/>
       <w:br/>
     </w:r>

--- a/klagomål/A 16286-2026 FSC-klagomål.docx
+++ b/klagomål/A 16286-2026 FSC-klagomål.docx
@@ -1205,7 +1205,7 @@
     <w:r>
       <w:tab/>
       <w:tab/>
-      <w:t>2026-07-25</w:t>
+      <w:t>2026-07-26</w:t>
       <w:br/>
       <w:br/>
     </w:r>

--- a/klagomål/A 16286-2026 FSC-klagomål.docx
+++ b/klagomål/A 16286-2026 FSC-klagomål.docx
@@ -1205,7 +1205,7 @@
     <w:r>
       <w:tab/>
       <w:tab/>
-      <w:t>2026-07-26</w:t>
+      <w:t>2026-07-27</w:t>
       <w:br/>
       <w:br/>
     </w:r>

--- a/klagomål/A 16286-2026 FSC-klagomål.docx
+++ b/klagomål/A 16286-2026 FSC-klagomål.docx
@@ -1205,7 +1205,7 @@
     <w:r>
       <w:tab/>
       <w:tab/>
-      <w:t>2026-07-27</w:t>
+      <w:t>2026-07-28</w:t>
       <w:br/>
       <w:br/>
     </w:r>

--- a/klagomål/A 16286-2026 FSC-klagomål.docx
+++ b/klagomål/A 16286-2026 FSC-klagomål.docx
@@ -1205,7 +1205,7 @@
     <w:r>
       <w:tab/>
       <w:tab/>
-      <w:t>2026-07-28</w:t>
+      <w:t>2026-07-29</w:t>
       <w:br/>
       <w:br/>
     </w:r>

--- a/klagomål/A 16286-2026 FSC-klagomål.docx
+++ b/klagomål/A 16286-2026 FSC-klagomål.docx
@@ -1205,7 +1205,7 @@
     <w:r>
       <w:tab/>
       <w:tab/>
-      <w:t>2026-07-29</w:t>
+      <w:t>2026-07-30</w:t>
       <w:br/>
       <w:br/>
     </w:r>

--- a/klagomål/A 16286-2026 FSC-klagomål.docx
+++ b/klagomål/A 16286-2026 FSC-klagomål.docx
@@ -1205,7 +1205,7 @@
     <w:r>
       <w:tab/>
       <w:tab/>
-      <w:t>2026-07-30</w:t>
+      <w:t>2026-07-31</w:t>
       <w:br/>
       <w:br/>
     </w:r>

--- a/klagomål/A 16286-2026 FSC-klagomål.docx
+++ b/klagomål/A 16286-2026 FSC-klagomål.docx
@@ -1205,7 +1205,7 @@
     <w:r>
       <w:tab/>
       <w:tab/>
-      <w:t>2026-07-31</w:t>
+      <w:t>2026-08-01</w:t>
       <w:br/>
       <w:br/>
     </w:r>

--- a/klagomål/A 16286-2026 FSC-klagomål.docx
+++ b/klagomål/A 16286-2026 FSC-klagomål.docx
@@ -1205,7 +1205,7 @@
     <w:r>
       <w:tab/>
       <w:tab/>
-      <w:t>2026-08-01</w:t>
+      <w:t>2026-08-02</w:t>
       <w:br/>
       <w:br/>
     </w:r>

--- a/klagomål/A 16286-2026 FSC-klagomål.docx
+++ b/klagomål/A 16286-2026 FSC-klagomål.docx
@@ -1205,7 +1205,7 @@
     <w:r>
       <w:tab/>
       <w:tab/>
-      <w:t>2026-08-02</w:t>
+      <w:t>2026-08-03</w:t>
       <w:br/>
       <w:br/>
     </w:r>

--- a/klagomål/A 16286-2026 FSC-klagomål.docx
+++ b/klagomål/A 16286-2026 FSC-klagomål.docx
@@ -1205,7 +1205,7 @@
     <w:r>
       <w:tab/>
       <w:tab/>
-      <w:t>2026-08-03</w:t>
+      <w:t>2026-08-05</w:t>
       <w:br/>
       <w:br/>
     </w:r>

--- a/klagomål/A 16286-2026 FSC-klagomål.docx
+++ b/klagomål/A 16286-2026 FSC-klagomål.docx
@@ -1205,7 +1205,7 @@
     <w:r>
       <w:tab/>
       <w:tab/>
-      <w:t>2026-08-05</w:t>
+      <w:t>2026-08-07</w:t>
       <w:br/>
       <w:br/>
     </w:r>

--- a/klagomål/A 16286-2026 FSC-klagomål.docx
+++ b/klagomål/A 16286-2026 FSC-klagomål.docx
@@ -1205,7 +1205,7 @@
     <w:r>
       <w:tab/>
       <w:tab/>
-      <w:t>2026-08-07</w:t>
+      <w:t>2026-08-08</w:t>
       <w:br/>
       <w:br/>
     </w:r>

--- a/klagomål/A 16286-2026 FSC-klagomål.docx
+++ b/klagomål/A 16286-2026 FSC-klagomål.docx
@@ -216,7 +216,7 @@
         <w:spacing w:after="240"/>
       </w:pPr>
       <w:r>
-        <w:t>Figur 1. Fyndplatser för naturvårdsarter i och inom 15 meter från avverkningsanmälan. Markörer utan svart kant är placerade på fyndplatsen. Markörer med svart kant är placerade vid sidan av fyndplatsen har ett svart streck som visar fyndplatsens exakta position. Kartans mittpunktskoordinat är N 6608375, E 489696 i SWEREF 99 TM.</w:t>
+        <w:t>Figur 1. Fyndplatser för naturvårdsarter i och inom 15 meter från avverkningsanmälan. Markörer utan svart kant är placerade på fyndplatsen. Markörer med svart kant är placerade vid sidan av fyndplatsen och har ett svart streck som visar fyndplatsens exakta position. Kartans mittpunktskoordinat är N 6608375, E 489696 i SWEREF 99 TM.</w:t>
       </w:r>
     </w:p>
     <w:p>
@@ -1205,7 +1205,7 @@
     <w:r>
       <w:tab/>
       <w:tab/>
-      <w:t>2026-08-14</w:t>
+      <w:t>2026-08-15</w:t>
       <w:br/>
       <w:br/>
     </w:r>

--- a/klagomål/A 16286-2026 FSC-klagomål.docx
+++ b/klagomål/A 16286-2026 FSC-klagomål.docx
@@ -1205,7 +1205,7 @@
     <w:r>
       <w:tab/>
       <w:tab/>
-      <w:t>2026-08-15</w:t>
+      <w:t>2026-08-16</w:t>
       <w:br/>
       <w:br/>
     </w:r>

--- a/klagomål/A 16286-2026 FSC-klagomål.docx
+++ b/klagomål/A 16286-2026 FSC-klagomål.docx
@@ -1205,7 +1205,7 @@
     <w:r>
       <w:tab/>
       <w:tab/>
-      <w:t>2026-08-16</w:t>
+      <w:t>2026-08-17</w:t>
       <w:br/>
       <w:br/>
     </w:r>

--- a/klagomål/A 16286-2026 FSC-klagomål.docx
+++ b/klagomål/A 16286-2026 FSC-klagomål.docx
@@ -1205,7 +1205,7 @@
     <w:r>
       <w:tab/>
       <w:tab/>
-      <w:t>2026-08-17</w:t>
+      <w:t>2026-08-18</w:t>
       <w:br/>
       <w:br/>
     </w:r>

--- a/klagomål/A 16286-2026 FSC-klagomål.docx
+++ b/klagomål/A 16286-2026 FSC-klagomål.docx
@@ -1205,7 +1205,7 @@
     <w:r>
       <w:tab/>
       <w:tab/>
-      <w:t>2026-08-18</w:t>
+      <w:t>2026-08-19</w:t>
       <w:br/>
       <w:br/>
     </w:r>

--- a/klagomål/A 16286-2026 FSC-klagomål.docx
+++ b/klagomål/A 16286-2026 FSC-klagomål.docx
@@ -1205,7 +1205,7 @@
     <w:r>
       <w:tab/>
       <w:tab/>
-      <w:t>2026-08-19</w:t>
+      <w:t>2026-08-20</w:t>
       <w:br/>
       <w:br/>
     </w:r>

--- a/klagomål/A 16286-2026 FSC-klagomål.docx
+++ b/klagomål/A 16286-2026 FSC-klagomål.docx
@@ -1205,7 +1205,7 @@
     <w:r>
       <w:tab/>
       <w:tab/>
-      <w:t>2026-08-20</w:t>
+      <w:t>2026-08-21</w:t>
       <w:br/>
       <w:br/>
     </w:r>

--- a/klagomål/A 16286-2026 FSC-klagomål.docx
+++ b/klagomål/A 16286-2026 FSC-klagomål.docx
@@ -1205,7 +1205,7 @@
     <w:r>
       <w:tab/>
       <w:tab/>
-      <w:t>2026-08-21</w:t>
+      <w:t>2026-08-22</w:t>
       <w:br/>
       <w:br/>
     </w:r>

--- a/klagomål/A 16286-2026 FSC-klagomål.docx
+++ b/klagomål/A 16286-2026 FSC-klagomål.docx
@@ -1205,7 +1205,7 @@
     <w:r>
       <w:tab/>
       <w:tab/>
-      <w:t>2026-08-22</w:t>
+      <w:t>2026-08-23</w:t>
       <w:br/>
       <w:br/>
     </w:r>

--- a/klagomål/A 16286-2026 FSC-klagomål.docx
+++ b/klagomål/A 16286-2026 FSC-klagomål.docx
@@ -1205,7 +1205,7 @@
     <w:r>
       <w:tab/>
       <w:tab/>
-      <w:t>2026-08-23</w:t>
+      <w:t>2026-08-24</w:t>
       <w:br/>
       <w:br/>
     </w:r>

--- a/klagomål/A 16286-2026 FSC-klagomål.docx
+++ b/klagomål/A 16286-2026 FSC-klagomål.docx
@@ -1205,7 +1205,7 @@
     <w:r>
       <w:tab/>
       <w:tab/>
-      <w:t>2026-08-24</w:t>
+      <w:t>2026-08-25</w:t>
       <w:br/>
       <w:br/>
     </w:r>

--- a/klagomål/A 16286-2026 FSC-klagomål.docx
+++ b/klagomål/A 16286-2026 FSC-klagomål.docx
@@ -1205,7 +1205,7 @@
     <w:r>
       <w:tab/>
       <w:tab/>
-      <w:t>2026-08-25</w:t>
+      <w:t>2026-08-26</w:t>
       <w:br/>
       <w:br/>
     </w:r>

--- a/klagomål/A 16286-2026 FSC-klagomål.docx
+++ b/klagomål/A 16286-2026 FSC-klagomål.docx
@@ -1205,7 +1205,7 @@
     <w:r>
       <w:tab/>
       <w:tab/>
-      <w:t>2026-08-26</w:t>
+      <w:t>2026-08-27</w:t>
       <w:br/>
       <w:br/>
     </w:r>

--- a/klagomål/A 16286-2026 FSC-klagomål.docx
+++ b/klagomål/A 16286-2026 FSC-klagomål.docx
@@ -1205,7 +1205,7 @@
     <w:r>
       <w:tab/>
       <w:tab/>
-      <w:t>2026-08-27</w:t>
+      <w:t>2026-08-28</w:t>
       <w:br/>
       <w:br/>
     </w:r>

--- a/klagomål/A 16286-2026 FSC-klagomål.docx
+++ b/klagomål/A 16286-2026 FSC-klagomål.docx
@@ -1205,7 +1205,7 @@
     <w:r>
       <w:tab/>
       <w:tab/>
-      <w:t>2026-08-28</w:t>
+      <w:t>2026-08-29</w:t>
       <w:br/>
       <w:br/>
     </w:r>

--- a/klagomål/A 16286-2026 FSC-klagomål.docx
+++ b/klagomål/A 16286-2026 FSC-klagomål.docx
@@ -1205,7 +1205,7 @@
     <w:r>
       <w:tab/>
       <w:tab/>
-      <w:t>2026-08-29</w:t>
+      <w:t>2026-08-31</w:t>
       <w:br/>
       <w:br/>
     </w:r>

--- a/klagomål/A 16286-2026 FSC-klagomål.docx
+++ b/klagomål/A 16286-2026 FSC-klagomål.docx
@@ -1205,7 +1205,7 @@
     <w:r>
       <w:tab/>
       <w:tab/>
-      <w:t>2026-08-31</w:t>
+      <w:t>2026-09-01</w:t>
       <w:br/>
       <w:br/>
     </w:r>

--- a/klagomål/A 16286-2026 FSC-klagomål.docx
+++ b/klagomål/A 16286-2026 FSC-klagomål.docx
@@ -1205,7 +1205,7 @@
     <w:r>
       <w:tab/>
       <w:tab/>
-      <w:t>2026-09-01</w:t>
+      <w:t>2026-09-02</w:t>
       <w:br/>
       <w:br/>
     </w:r>

--- a/klagomål/A 16286-2026 FSC-klagomål.docx
+++ b/klagomål/A 16286-2026 FSC-klagomål.docx
@@ -1205,7 +1205,7 @@
     <w:r>
       <w:tab/>
       <w:tab/>
-      <w:t>2026-09-02</w:t>
+      <w:t>2026-09-03</w:t>
       <w:br/>
       <w:br/>
     </w:r>

--- a/klagomål/A 16286-2026 FSC-klagomål.docx
+++ b/klagomål/A 16286-2026 FSC-klagomål.docx
@@ -1205,7 +1205,7 @@
     <w:r>
       <w:tab/>
       <w:tab/>
-      <w:t>2026-09-03</w:t>
+      <w:t>2026-09-04</w:t>
       <w:br/>
       <w:br/>
     </w:r>

--- a/klagomål/A 16286-2026 FSC-klagomål.docx
+++ b/klagomål/A 16286-2026 FSC-klagomål.docx
@@ -1205,7 +1205,7 @@
     <w:r>
       <w:tab/>
       <w:tab/>
-      <w:t>2026-09-04</w:t>
+      <w:t>2026-09-05</w:t>
       <w:br/>
       <w:br/>
     </w:r>

--- a/klagomål/A 16286-2026 FSC-klagomål.docx
+++ b/klagomål/A 16286-2026 FSC-klagomål.docx
@@ -1205,7 +1205,7 @@
     <w:r>
       <w:tab/>
       <w:tab/>
-      <w:t>2026-09-05</w:t>
+      <w:t>2026-09-06</w:t>
       <w:br/>
       <w:br/>
     </w:r>

--- a/klagomål/A 16286-2026 FSC-klagomål.docx
+++ b/klagomål/A 16286-2026 FSC-klagomål.docx
@@ -1205,7 +1205,7 @@
     <w:r>
       <w:tab/>
       <w:tab/>
-      <w:t>2026-09-06</w:t>
+      <w:t>2026-09-07</w:t>
       <w:br/>
       <w:br/>
     </w:r>

--- a/klagomål/A 16286-2026 FSC-klagomål.docx
+++ b/klagomål/A 16286-2026 FSC-klagomål.docx
@@ -1205,7 +1205,7 @@
     <w:r>
       <w:tab/>
       <w:tab/>
-      <w:t>2026-09-07</w:t>
+      <w:t>2026-09-08</w:t>
       <w:br/>
       <w:br/>
     </w:r>

--- a/klagomål/A 16286-2026 FSC-klagomål.docx
+++ b/klagomål/A 16286-2026 FSC-klagomål.docx
@@ -1205,7 +1205,7 @@
     <w:r>
       <w:tab/>
       <w:tab/>
-      <w:t>2026-09-08</w:t>
+      <w:t>2026-09-09</w:t>
       <w:br/>
       <w:br/>
     </w:r>

--- a/klagomål/A 16286-2026 FSC-klagomål.docx
+++ b/klagomål/A 16286-2026 FSC-klagomål.docx
@@ -1205,7 +1205,7 @@
     <w:r>
       <w:tab/>
       <w:tab/>
-      <w:t>2026-09-09</w:t>
+      <w:t>2026-09-10</w:t>
       <w:br/>
       <w:br/>
     </w:r>

--- a/klagomål/A 16286-2026 FSC-klagomål.docx
+++ b/klagomål/A 16286-2026 FSC-klagomål.docx
@@ -1205,7 +1205,7 @@
     <w:r>
       <w:tab/>
       <w:tab/>
-      <w:t>2026-09-10</w:t>
+      <w:t>2026-09-11</w:t>
       <w:br/>
       <w:br/>
     </w:r>

--- a/klagomål/A 16286-2026 FSC-klagomål.docx
+++ b/klagomål/A 16286-2026 FSC-klagomål.docx
@@ -1205,7 +1205,7 @@
     <w:r>
       <w:tab/>
       <w:tab/>
-      <w:t>2026-09-11</w:t>
+      <w:t>2026-09-12</w:t>
       <w:br/>
       <w:br/>
     </w:r>

--- a/klagomål/A 16286-2026 FSC-klagomål.docx
+++ b/klagomål/A 16286-2026 FSC-klagomål.docx
@@ -1205,7 +1205,7 @@
     <w:r>
       <w:tab/>
       <w:tab/>
-      <w:t>2026-09-12</w:t>
+      <w:t>2026-09-13</w:t>
       <w:br/>
       <w:br/>
     </w:r>
